--- a/docs/i230834_i230552_i230606_Bug_Report.docx
+++ b/docs/i230834_i230552_i230606_Bug_Report.docx
@@ -588,7 +588,7 @@
                 <w:szCs w:val="24"/>
                 <w:lang w:val="en-US"/>
               </w:rPr>
-              <w:t>Not Fixed</w:t>
+              <w:t>Fixed</w:t>
             </w:r>
           </w:p>
         </w:tc>
@@ -648,7 +648,7 @@
                 <w:lang w:val="en-US"/>
               </w:rPr>
               <w:drawing>
-                <wp:inline distT="0" distB="0" distL="0" distR="0" wp14:anchorId="1491796C" wp14:editId="4FE9ACCC">
+                <wp:inline distT="0" distB="0" distL="0" distR="0" wp14:anchorId="1491796C" wp14:editId="0A9674FA">
                   <wp:extent cx="4368800" cy="3639618"/>
                   <wp:effectExtent l="0" t="0" r="0" b="0"/>
                   <wp:docPr id="61216333" name="Picture 1"/>
@@ -1107,7 +1107,7 @@
                 <w:szCs w:val="24"/>
                 <w:lang w:val="en-US"/>
               </w:rPr>
-              <w:t>Not Fixed</w:t>
+              <w:t>Fixed</w:t>
             </w:r>
           </w:p>
         </w:tc>
@@ -1167,7 +1167,7 @@
                 <w:lang w:val="en-US"/>
               </w:rPr>
               <w:drawing>
-                <wp:inline distT="0" distB="0" distL="0" distR="0" wp14:anchorId="17747BF2" wp14:editId="4297AD8C">
+                <wp:inline distT="0" distB="0" distL="0" distR="0" wp14:anchorId="17747BF2" wp14:editId="2D32A2A6">
                   <wp:extent cx="4239260" cy="2888953"/>
                   <wp:effectExtent l="0" t="0" r="8890" b="6985"/>
                   <wp:docPr id="1235143034" name="Picture 2"/>
@@ -1503,7 +1503,7 @@
                 <w:szCs w:val="24"/>
                 <w:lang w:val="en-US"/>
               </w:rPr>
-              <w:t>Not Fixed</w:t>
+              <w:t>Fixed</w:t>
             </w:r>
           </w:p>
         </w:tc>
@@ -1563,7 +1563,7 @@
                 <w:lang w:val="en-US"/>
               </w:rPr>
               <w:drawing>
-                <wp:inline distT="0" distB="0" distL="0" distR="0" wp14:anchorId="38C95A99" wp14:editId="7E4545E7">
+                <wp:inline distT="0" distB="0" distL="0" distR="0" wp14:anchorId="38C95A99" wp14:editId="6C26F284">
                   <wp:extent cx="4367947" cy="3051175"/>
                   <wp:effectExtent l="0" t="0" r="0" b="0"/>
                   <wp:docPr id="71632878" name="Picture 3"/>
@@ -1833,7 +1833,7 @@
                 <w:szCs w:val="24"/>
                 <w:lang w:val="en-US"/>
               </w:rPr>
-              <w:t>Critical</w:t>
+              <w:t>High</w:t>
             </w:r>
           </w:p>
         </w:tc>
@@ -1941,7 +1941,7 @@
                 <w:szCs w:val="24"/>
                 <w:lang w:val="en-US"/>
               </w:rPr>
-              <w:t>Not Fixed</w:t>
+              <w:t>Fixed</w:t>
             </w:r>
           </w:p>
         </w:tc>
@@ -2337,7 +2337,7 @@
                 <w:szCs w:val="24"/>
                 <w:lang w:val="en-US"/>
               </w:rPr>
-              <w:t>Not Fixed</w:t>
+              <w:t>Fixed</w:t>
             </w:r>
           </w:p>
         </w:tc>
@@ -2397,7 +2397,7 @@
                 <w:lang w:val="en-US"/>
               </w:rPr>
               <w:drawing>
-                <wp:inline distT="0" distB="0" distL="0" distR="0" wp14:anchorId="700C5AD6" wp14:editId="3EA5EB6B">
+                <wp:inline distT="0" distB="0" distL="0" distR="0" wp14:anchorId="700C5AD6" wp14:editId="4A27990A">
                   <wp:extent cx="4442093" cy="2865755"/>
                   <wp:effectExtent l="0" t="0" r="0" b="0"/>
                   <wp:docPr id="436818121" name="Picture 7"/>
@@ -2899,18 +2899,7 @@
                 <w:szCs w:val="24"/>
                 <w:lang w:val="en-US"/>
               </w:rPr>
-              <w:t>BUG-00</w:t>
-            </w:r>
-            <w:r>
-              <w:rPr>
-                <w:rFonts w:asciiTheme="majorBidi" w:hAnsiTheme="majorBidi" w:cstheme="majorBidi"/>
-                <w:b/>
-                <w:bCs/>
-                <w:sz w:val="24"/>
-                <w:szCs w:val="24"/>
-                <w:lang w:val="en-US"/>
-              </w:rPr>
-              <w:t>7</w:t>
+              <w:t>BUG-007</w:t>
             </w:r>
           </w:p>
         </w:tc>
@@ -2964,16 +2953,7 @@
                 <w:szCs w:val="24"/>
                 <w:lang w:val="en-US"/>
               </w:rPr>
-              <w:t xml:space="preserve">Duplicate </w:t>
-            </w:r>
-            <w:r>
-              <w:rPr>
-                <w:rFonts w:asciiTheme="majorBidi" w:hAnsiTheme="majorBidi" w:cstheme="majorBidi"/>
-                <w:sz w:val="24"/>
-                <w:szCs w:val="24"/>
-                <w:lang w:val="en-US"/>
-              </w:rPr>
-              <w:t>Options in Add Question (Likert Type)</w:t>
+              <w:t>Duplicate Options in Add Question (Likert Type)</w:t>
             </w:r>
           </w:p>
         </w:tc>
@@ -3135,7 +3115,7 @@
                 <w:szCs w:val="24"/>
                 <w:lang w:val="en-US"/>
               </w:rPr>
-              <w:t>Not Fixed</w:t>
+              <w:t>Fixed</w:t>
             </w:r>
           </w:p>
         </w:tc>
@@ -3225,6 +3205,3698 @@
                           <a:xfrm>
                             <a:off x="0" y="0"/>
                             <a:ext cx="4631540" cy="2919215"/>
+                          </a:xfrm>
+                          <a:prstGeom prst="rect">
+                            <a:avLst/>
+                          </a:prstGeom>
+                        </pic:spPr>
+                      </pic:pic>
+                    </a:graphicData>
+                  </a:graphic>
+                </wp:inline>
+              </w:drawing>
+            </w:r>
+          </w:p>
+        </w:tc>
+      </w:tr>
+    </w:tbl>
+    <w:p>
+      <w:pPr>
+        <w:pBdr>
+          <w:bottom w:val="single" w:sz="6" w:space="1" w:color="auto"/>
+        </w:pBdr>
+        <w:rPr>
+          <w:rFonts w:asciiTheme="majorBidi" w:hAnsiTheme="majorBidi" w:cstheme="majorBidi"/>
+          <w:b/>
+          <w:bCs/>
+          <w:sz w:val="24"/>
+          <w:szCs w:val="24"/>
+          <w:lang w:val="en-US"/>
+        </w:rPr>
+      </w:pPr>
+    </w:p>
+    <w:p>
+      <w:pPr>
+        <w:pBdr>
+          <w:bottom w:val="single" w:sz="6" w:space="1" w:color="auto"/>
+        </w:pBdr>
+        <w:rPr>
+          <w:rFonts w:asciiTheme="majorBidi" w:hAnsiTheme="majorBidi" w:cstheme="majorBidi"/>
+          <w:b/>
+          <w:bCs/>
+          <w:sz w:val="24"/>
+          <w:szCs w:val="24"/>
+          <w:lang w:val="en-US"/>
+        </w:rPr>
+      </w:pPr>
+    </w:p>
+    <w:p>
+      <w:pPr>
+        <w:pBdr>
+          <w:bottom w:val="single" w:sz="6" w:space="1" w:color="auto"/>
+        </w:pBdr>
+        <w:rPr>
+          <w:rFonts w:asciiTheme="majorBidi" w:hAnsiTheme="majorBidi" w:cstheme="majorBidi"/>
+          <w:b/>
+          <w:bCs/>
+          <w:sz w:val="24"/>
+          <w:szCs w:val="24"/>
+          <w:lang w:val="en-US"/>
+        </w:rPr>
+      </w:pPr>
+    </w:p>
+    <w:p>
+      <w:pPr>
+        <w:pBdr>
+          <w:bottom w:val="single" w:sz="6" w:space="1" w:color="auto"/>
+        </w:pBdr>
+        <w:rPr>
+          <w:rFonts w:asciiTheme="majorBidi" w:hAnsiTheme="majorBidi" w:cstheme="majorBidi"/>
+          <w:b/>
+          <w:bCs/>
+          <w:sz w:val="24"/>
+          <w:szCs w:val="24"/>
+          <w:lang w:val="en-US"/>
+        </w:rPr>
+      </w:pPr>
+    </w:p>
+    <w:p>
+      <w:pPr>
+        <w:pBdr>
+          <w:bottom w:val="single" w:sz="6" w:space="1" w:color="auto"/>
+        </w:pBdr>
+        <w:rPr>
+          <w:rFonts w:asciiTheme="majorBidi" w:hAnsiTheme="majorBidi" w:cstheme="majorBidi"/>
+          <w:b/>
+          <w:bCs/>
+          <w:sz w:val="24"/>
+          <w:szCs w:val="24"/>
+          <w:lang w:val="en-US"/>
+        </w:rPr>
+      </w:pPr>
+    </w:p>
+    <w:p>
+      <w:pPr>
+        <w:pBdr>
+          <w:bottom w:val="single" w:sz="6" w:space="1" w:color="auto"/>
+        </w:pBdr>
+        <w:rPr>
+          <w:rFonts w:asciiTheme="majorBidi" w:hAnsiTheme="majorBidi" w:cstheme="majorBidi"/>
+          <w:b/>
+          <w:bCs/>
+          <w:sz w:val="24"/>
+          <w:szCs w:val="24"/>
+          <w:lang w:val="en-US"/>
+        </w:rPr>
+      </w:pPr>
+    </w:p>
+    <w:p>
+      <w:pPr>
+        <w:pBdr>
+          <w:bottom w:val="single" w:sz="6" w:space="1" w:color="auto"/>
+        </w:pBdr>
+        <w:rPr>
+          <w:rFonts w:asciiTheme="majorBidi" w:hAnsiTheme="majorBidi" w:cstheme="majorBidi"/>
+          <w:b/>
+          <w:bCs/>
+          <w:sz w:val="24"/>
+          <w:szCs w:val="24"/>
+          <w:lang w:val="en-US"/>
+        </w:rPr>
+      </w:pPr>
+    </w:p>
+    <w:p>
+      <w:pPr>
+        <w:pBdr>
+          <w:bottom w:val="single" w:sz="6" w:space="1" w:color="auto"/>
+        </w:pBdr>
+        <w:rPr>
+          <w:rFonts w:asciiTheme="majorBidi" w:hAnsiTheme="majorBidi" w:cstheme="majorBidi"/>
+          <w:b/>
+          <w:bCs/>
+          <w:sz w:val="24"/>
+          <w:szCs w:val="24"/>
+          <w:lang w:val="en-US"/>
+        </w:rPr>
+      </w:pPr>
+    </w:p>
+    <w:p>
+      <w:pPr>
+        <w:pBdr>
+          <w:bottom w:val="single" w:sz="6" w:space="1" w:color="auto"/>
+        </w:pBdr>
+        <w:rPr>
+          <w:rFonts w:asciiTheme="majorBidi" w:hAnsiTheme="majorBidi" w:cstheme="majorBidi"/>
+          <w:b/>
+          <w:bCs/>
+          <w:sz w:val="24"/>
+          <w:szCs w:val="24"/>
+          <w:lang w:val="en-US"/>
+        </w:rPr>
+      </w:pPr>
+    </w:p>
+    <w:p>
+      <w:pPr>
+        <w:pBdr>
+          <w:bottom w:val="single" w:sz="6" w:space="1" w:color="auto"/>
+        </w:pBdr>
+        <w:rPr>
+          <w:rFonts w:asciiTheme="majorBidi" w:hAnsiTheme="majorBidi" w:cstheme="majorBidi"/>
+          <w:b/>
+          <w:bCs/>
+          <w:sz w:val="24"/>
+          <w:szCs w:val="24"/>
+          <w:lang w:val="en-US"/>
+        </w:rPr>
+      </w:pPr>
+    </w:p>
+    <w:p>
+      <w:pPr>
+        <w:pBdr>
+          <w:bottom w:val="single" w:sz="6" w:space="1" w:color="auto"/>
+        </w:pBdr>
+        <w:rPr>
+          <w:rFonts w:asciiTheme="majorBidi" w:hAnsiTheme="majorBidi" w:cstheme="majorBidi"/>
+          <w:b/>
+          <w:bCs/>
+          <w:sz w:val="24"/>
+          <w:szCs w:val="24"/>
+          <w:lang w:val="en-US"/>
+        </w:rPr>
+      </w:pPr>
+    </w:p>
+    <w:p>
+      <w:pPr>
+        <w:pBdr>
+          <w:bottom w:val="single" w:sz="6" w:space="1" w:color="auto"/>
+        </w:pBdr>
+        <w:rPr>
+          <w:rFonts w:asciiTheme="majorBidi" w:hAnsiTheme="majorBidi" w:cstheme="majorBidi"/>
+          <w:b/>
+          <w:bCs/>
+          <w:sz w:val="24"/>
+          <w:szCs w:val="24"/>
+          <w:lang w:val="en-US"/>
+        </w:rPr>
+      </w:pPr>
+    </w:p>
+    <w:tbl>
+      <w:tblPr>
+        <w:tblStyle w:val="TableGrid"/>
+        <w:tblW w:w="0" w:type="auto"/>
+        <w:tblLayout w:type="fixed"/>
+        <w:tblLook w:val="04A0" w:firstRow="1" w:lastRow="0" w:firstColumn="1" w:lastColumn="0" w:noHBand="0" w:noVBand="1"/>
+      </w:tblPr>
+      <w:tblGrid>
+        <w:gridCol w:w="1615"/>
+        <w:gridCol w:w="7401"/>
+      </w:tblGrid>
+      <w:tr>
+        <w:tc>
+          <w:tcPr>
+            <w:tcW w:w="1615" w:type="dxa"/>
+          </w:tcPr>
+          <w:p>
+            <w:pPr>
+              <w:rPr>
+                <w:rFonts w:asciiTheme="majorBidi" w:hAnsiTheme="majorBidi" w:cstheme="majorBidi"/>
+                <w:b/>
+                <w:bCs/>
+                <w:sz w:val="24"/>
+                <w:szCs w:val="24"/>
+                <w:lang w:val="en-US"/>
+              </w:rPr>
+            </w:pPr>
+            <w:r>
+              <w:rPr>
+                <w:rFonts w:asciiTheme="majorBidi" w:hAnsiTheme="majorBidi" w:cstheme="majorBidi"/>
+                <w:b/>
+                <w:bCs/>
+                <w:sz w:val="24"/>
+                <w:szCs w:val="24"/>
+                <w:lang w:val="en-US"/>
+              </w:rPr>
+              <w:t>Bug Id</w:t>
+            </w:r>
+          </w:p>
+        </w:tc>
+        <w:tc>
+          <w:tcPr>
+            <w:tcW w:w="7401" w:type="dxa"/>
+          </w:tcPr>
+          <w:p>
+            <w:pPr>
+              <w:rPr>
+                <w:rFonts w:asciiTheme="majorBidi" w:hAnsiTheme="majorBidi" w:cstheme="majorBidi"/>
+                <w:b/>
+                <w:bCs/>
+                <w:sz w:val="24"/>
+                <w:szCs w:val="24"/>
+                <w:lang w:val="en-US"/>
+              </w:rPr>
+            </w:pPr>
+            <w:r>
+              <w:rPr>
+                <w:rFonts w:asciiTheme="majorBidi" w:hAnsiTheme="majorBidi" w:cstheme="majorBidi"/>
+                <w:b/>
+                <w:bCs/>
+                <w:sz w:val="24"/>
+                <w:szCs w:val="24"/>
+                <w:lang w:val="en-US"/>
+              </w:rPr>
+              <w:t>BUG-00</w:t>
+            </w:r>
+            <w:r>
+              <w:rPr>
+                <w:rFonts w:asciiTheme="majorBidi" w:hAnsiTheme="majorBidi" w:cstheme="majorBidi"/>
+                <w:b/>
+                <w:bCs/>
+                <w:sz w:val="24"/>
+                <w:szCs w:val="24"/>
+                <w:lang w:val="en-US"/>
+              </w:rPr>
+              <w:t>8</w:t>
+            </w:r>
+          </w:p>
+        </w:tc>
+      </w:tr>
+      <w:tr>
+        <w:tc>
+          <w:tcPr>
+            <w:tcW w:w="1615" w:type="dxa"/>
+          </w:tcPr>
+          <w:p>
+            <w:pPr>
+              <w:rPr>
+                <w:rFonts w:asciiTheme="majorBidi" w:hAnsiTheme="majorBidi" w:cstheme="majorBidi"/>
+                <w:b/>
+                <w:bCs/>
+                <w:sz w:val="24"/>
+                <w:szCs w:val="24"/>
+                <w:lang w:val="en-US"/>
+              </w:rPr>
+            </w:pPr>
+            <w:r>
+              <w:rPr>
+                <w:rFonts w:asciiTheme="majorBidi" w:hAnsiTheme="majorBidi" w:cstheme="majorBidi"/>
+                <w:b/>
+                <w:bCs/>
+                <w:sz w:val="24"/>
+                <w:szCs w:val="24"/>
+                <w:lang w:val="en-US"/>
+              </w:rPr>
+              <w:t>Title</w:t>
+            </w:r>
+          </w:p>
+        </w:tc>
+        <w:tc>
+          <w:tcPr>
+            <w:tcW w:w="7401" w:type="dxa"/>
+          </w:tcPr>
+          <w:p>
+            <w:pPr>
+              <w:rPr>
+                <w:rFonts w:asciiTheme="majorBidi" w:hAnsiTheme="majorBidi" w:cstheme="majorBidi"/>
+                <w:sz w:val="24"/>
+                <w:szCs w:val="24"/>
+                <w:lang w:val="en-US"/>
+              </w:rPr>
+            </w:pPr>
+            <w:r>
+              <w:rPr>
+                <w:rFonts w:asciiTheme="majorBidi" w:hAnsiTheme="majorBidi" w:cstheme="majorBidi"/>
+                <w:sz w:val="24"/>
+                <w:szCs w:val="24"/>
+                <w:lang w:val="en-US"/>
+              </w:rPr>
+              <w:t>Fo</w:t>
+            </w:r>
+            <w:r>
+              <w:rPr>
+                <w:rFonts w:asciiTheme="majorBidi" w:hAnsiTheme="majorBidi" w:cstheme="majorBidi"/>
+                <w:sz w:val="24"/>
+                <w:szCs w:val="24"/>
+                <w:lang w:val="en-US"/>
+              </w:rPr>
+              <w:t>rm Scheduled Before its Valid Date</w:t>
+            </w:r>
+          </w:p>
+        </w:tc>
+      </w:tr>
+      <w:tr>
+        <w:tc>
+          <w:tcPr>
+            <w:tcW w:w="1615" w:type="dxa"/>
+          </w:tcPr>
+          <w:p>
+            <w:pPr>
+              <w:rPr>
+                <w:rFonts w:asciiTheme="majorBidi" w:hAnsiTheme="majorBidi" w:cstheme="majorBidi"/>
+                <w:b/>
+                <w:bCs/>
+                <w:sz w:val="24"/>
+                <w:szCs w:val="24"/>
+                <w:lang w:val="en-US"/>
+              </w:rPr>
+            </w:pPr>
+            <w:r>
+              <w:rPr>
+                <w:rFonts w:asciiTheme="majorBidi" w:hAnsiTheme="majorBidi" w:cstheme="majorBidi"/>
+                <w:b/>
+                <w:bCs/>
+                <w:sz w:val="24"/>
+                <w:szCs w:val="24"/>
+                <w:lang w:val="en-US"/>
+              </w:rPr>
+              <w:t>Priority</w:t>
+            </w:r>
+          </w:p>
+        </w:tc>
+        <w:tc>
+          <w:tcPr>
+            <w:tcW w:w="7401" w:type="dxa"/>
+          </w:tcPr>
+          <w:p>
+            <w:pPr>
+              <w:rPr>
+                <w:rFonts w:asciiTheme="majorBidi" w:hAnsiTheme="majorBidi" w:cstheme="majorBidi"/>
+                <w:sz w:val="24"/>
+                <w:szCs w:val="24"/>
+                <w:lang w:val="en-US"/>
+              </w:rPr>
+            </w:pPr>
+            <w:r>
+              <w:rPr>
+                <w:rFonts w:asciiTheme="majorBidi" w:hAnsiTheme="majorBidi" w:cstheme="majorBidi"/>
+                <w:sz w:val="24"/>
+                <w:szCs w:val="24"/>
+                <w:lang w:val="en-US"/>
+              </w:rPr>
+              <w:t>Medium</w:t>
+            </w:r>
+          </w:p>
+        </w:tc>
+      </w:tr>
+      <w:tr>
+        <w:tc>
+          <w:tcPr>
+            <w:tcW w:w="1615" w:type="dxa"/>
+          </w:tcPr>
+          <w:p>
+            <w:pPr>
+              <w:rPr>
+                <w:rFonts w:asciiTheme="majorBidi" w:hAnsiTheme="majorBidi" w:cstheme="majorBidi"/>
+                <w:b/>
+                <w:bCs/>
+                <w:sz w:val="24"/>
+                <w:szCs w:val="24"/>
+                <w:lang w:val="en-US"/>
+              </w:rPr>
+            </w:pPr>
+            <w:r>
+              <w:rPr>
+                <w:rFonts w:asciiTheme="majorBidi" w:hAnsiTheme="majorBidi" w:cstheme="majorBidi"/>
+                <w:b/>
+                <w:bCs/>
+                <w:sz w:val="24"/>
+                <w:szCs w:val="24"/>
+                <w:lang w:val="en-US"/>
+              </w:rPr>
+              <w:t>Severity</w:t>
+            </w:r>
+          </w:p>
+        </w:tc>
+        <w:tc>
+          <w:tcPr>
+            <w:tcW w:w="7401" w:type="dxa"/>
+          </w:tcPr>
+          <w:p>
+            <w:pPr>
+              <w:rPr>
+                <w:rFonts w:asciiTheme="majorBidi" w:hAnsiTheme="majorBidi" w:cstheme="majorBidi"/>
+                <w:sz w:val="24"/>
+                <w:szCs w:val="24"/>
+                <w:lang w:val="en-US"/>
+              </w:rPr>
+            </w:pPr>
+            <w:r>
+              <w:rPr>
+                <w:rFonts w:asciiTheme="majorBidi" w:hAnsiTheme="majorBidi" w:cstheme="majorBidi"/>
+                <w:sz w:val="24"/>
+                <w:szCs w:val="24"/>
+                <w:lang w:val="en-US"/>
+              </w:rPr>
+              <w:t>M</w:t>
+            </w:r>
+            <w:r>
+              <w:rPr>
+                <w:rFonts w:asciiTheme="majorBidi" w:hAnsiTheme="majorBidi" w:cstheme="majorBidi"/>
+                <w:sz w:val="24"/>
+                <w:szCs w:val="24"/>
+                <w:lang w:val="en-US"/>
+              </w:rPr>
+              <w:t>ajor</w:t>
+            </w:r>
+          </w:p>
+        </w:tc>
+      </w:tr>
+      <w:tr>
+        <w:tc>
+          <w:tcPr>
+            <w:tcW w:w="1615" w:type="dxa"/>
+          </w:tcPr>
+          <w:p>
+            <w:pPr>
+              <w:rPr>
+                <w:rFonts w:asciiTheme="majorBidi" w:hAnsiTheme="majorBidi" w:cstheme="majorBidi"/>
+                <w:b/>
+                <w:bCs/>
+                <w:sz w:val="24"/>
+                <w:szCs w:val="24"/>
+                <w:lang w:val="en-US"/>
+              </w:rPr>
+            </w:pPr>
+            <w:r>
+              <w:rPr>
+                <w:rFonts w:asciiTheme="majorBidi" w:hAnsiTheme="majorBidi" w:cstheme="majorBidi"/>
+                <w:b/>
+                <w:bCs/>
+                <w:sz w:val="24"/>
+                <w:szCs w:val="24"/>
+                <w:lang w:val="en-US"/>
+              </w:rPr>
+              <w:t>Status</w:t>
+            </w:r>
+          </w:p>
+        </w:tc>
+        <w:tc>
+          <w:tcPr>
+            <w:tcW w:w="7401" w:type="dxa"/>
+          </w:tcPr>
+          <w:p>
+            <w:pPr>
+              <w:rPr>
+                <w:rFonts w:asciiTheme="majorBidi" w:hAnsiTheme="majorBidi" w:cstheme="majorBidi"/>
+                <w:sz w:val="24"/>
+                <w:szCs w:val="24"/>
+                <w:lang w:val="en-US"/>
+              </w:rPr>
+            </w:pPr>
+            <w:r>
+              <w:rPr>
+                <w:rFonts w:asciiTheme="majorBidi" w:hAnsiTheme="majorBidi" w:cstheme="majorBidi"/>
+                <w:sz w:val="24"/>
+                <w:szCs w:val="24"/>
+                <w:lang w:val="en-US"/>
+              </w:rPr>
+              <w:t>Fixed</w:t>
+            </w:r>
+          </w:p>
+        </w:tc>
+      </w:tr>
+      <w:tr>
+        <w:tc>
+          <w:tcPr>
+            <w:tcW w:w="1615" w:type="dxa"/>
+          </w:tcPr>
+          <w:p>
+            <w:pPr>
+              <w:rPr>
+                <w:rFonts w:asciiTheme="majorBidi" w:hAnsiTheme="majorBidi" w:cstheme="majorBidi"/>
+                <w:b/>
+                <w:bCs/>
+                <w:sz w:val="24"/>
+                <w:szCs w:val="24"/>
+                <w:lang w:val="en-US"/>
+              </w:rPr>
+            </w:pPr>
+            <w:r>
+              <w:rPr>
+                <w:rFonts w:asciiTheme="majorBidi" w:hAnsiTheme="majorBidi" w:cstheme="majorBidi"/>
+                <w:b/>
+                <w:bCs/>
+                <w:sz w:val="24"/>
+                <w:szCs w:val="24"/>
+                <w:lang w:val="en-US"/>
+              </w:rPr>
+              <w:t>Evidence</w:t>
+            </w:r>
+          </w:p>
+        </w:tc>
+        <w:tc>
+          <w:tcPr>
+            <w:tcW w:w="7401" w:type="dxa"/>
+          </w:tcPr>
+          <w:p>
+            <w:pPr>
+              <w:rPr>
+                <w:rFonts w:asciiTheme="majorBidi" w:hAnsiTheme="majorBidi" w:cstheme="majorBidi"/>
+                <w:b/>
+                <w:bCs/>
+                <w:sz w:val="24"/>
+                <w:szCs w:val="24"/>
+                <w:lang w:val="en-US"/>
+              </w:rPr>
+            </w:pPr>
+            <w:r>
+              <w:rPr>
+                <w:rFonts w:asciiTheme="majorBidi" w:hAnsiTheme="majorBidi" w:cstheme="majorBidi"/>
+                <w:b/>
+                <w:bCs/>
+                <w:noProof/>
+                <w:sz w:val="24"/>
+                <w:szCs w:val="24"/>
+                <w:lang w:val="en-US"/>
+              </w:rPr>
+              <w:drawing>
+                <wp:inline distT="0" distB="0" distL="0" distR="0" wp14:anchorId="53DFFEE3" wp14:editId="53423FA7">
+                  <wp:extent cx="5731510" cy="4768215"/>
+                  <wp:effectExtent l="0" t="0" r="2540" b="0"/>
+                  <wp:docPr id="1968304194" name="Picture 1"/>
+                  <wp:cNvGraphicFramePr>
+                    <a:graphicFrameLocks xmlns:a="http://schemas.openxmlformats.org/drawingml/2006/main" noChangeAspect="1"/>
+                  </wp:cNvGraphicFramePr>
+                  <a:graphic xmlns:a="http://schemas.openxmlformats.org/drawingml/2006/main">
+                    <a:graphicData uri="http://schemas.openxmlformats.org/drawingml/2006/picture">
+                      <pic:pic xmlns:pic="http://schemas.openxmlformats.org/drawingml/2006/picture">
+                        <pic:nvPicPr>
+                          <pic:cNvPr id="1968304194" name="Picture 1968304194"/>
+                          <pic:cNvPicPr/>
+                        </pic:nvPicPr>
+                        <pic:blipFill>
+                          <a:blip r:embed="rId10">
+                            <a:extLst>
+                              <a:ext uri="{28A0092B-C50C-407E-A947-70E740481C1C}">
+                                <a14:useLocalDpi xmlns:a14="http://schemas.microsoft.com/office/drawing/2010/main" val="0"/>
+                              </a:ext>
+                            </a:extLst>
+                          </a:blip>
+                          <a:stretch>
+                            <a:fillRect/>
+                          </a:stretch>
+                        </pic:blipFill>
+                        <pic:spPr>
+                          <a:xfrm>
+                            <a:off x="0" y="0"/>
+                            <a:ext cx="5731510" cy="4768215"/>
+                          </a:xfrm>
+                          <a:prstGeom prst="rect">
+                            <a:avLst/>
+                          </a:prstGeom>
+                        </pic:spPr>
+                      </pic:pic>
+                    </a:graphicData>
+                  </a:graphic>
+                </wp:inline>
+              </w:drawing>
+            </w:r>
+          </w:p>
+        </w:tc>
+      </w:tr>
+    </w:tbl>
+    <w:p>
+      <w:pPr>
+        <w:pBdr>
+          <w:bottom w:val="single" w:sz="6" w:space="1" w:color="auto"/>
+        </w:pBdr>
+        <w:rPr>
+          <w:rFonts w:asciiTheme="majorBidi" w:hAnsiTheme="majorBidi" w:cstheme="majorBidi"/>
+          <w:b/>
+          <w:bCs/>
+          <w:sz w:val="24"/>
+          <w:szCs w:val="24"/>
+          <w:lang w:val="en-US"/>
+        </w:rPr>
+      </w:pPr>
+    </w:p>
+    <w:p>
+      <w:pPr>
+        <w:pBdr>
+          <w:bottom w:val="single" w:sz="6" w:space="1" w:color="auto"/>
+        </w:pBdr>
+        <w:rPr>
+          <w:rFonts w:asciiTheme="majorBidi" w:hAnsiTheme="majorBidi" w:cstheme="majorBidi"/>
+          <w:b/>
+          <w:bCs/>
+          <w:sz w:val="24"/>
+          <w:szCs w:val="24"/>
+          <w:lang w:val="en-US"/>
+        </w:rPr>
+      </w:pPr>
+    </w:p>
+    <w:p>
+      <w:pPr>
+        <w:pBdr>
+          <w:bottom w:val="single" w:sz="6" w:space="1" w:color="auto"/>
+        </w:pBdr>
+        <w:rPr>
+          <w:rFonts w:asciiTheme="majorBidi" w:hAnsiTheme="majorBidi" w:cstheme="majorBidi"/>
+          <w:b/>
+          <w:bCs/>
+          <w:sz w:val="24"/>
+          <w:szCs w:val="24"/>
+          <w:lang w:val="en-US"/>
+        </w:rPr>
+      </w:pPr>
+    </w:p>
+    <w:p>
+      <w:pPr>
+        <w:pBdr>
+          <w:bottom w:val="single" w:sz="6" w:space="1" w:color="auto"/>
+        </w:pBdr>
+        <w:rPr>
+          <w:rFonts w:asciiTheme="majorBidi" w:hAnsiTheme="majorBidi" w:cstheme="majorBidi"/>
+          <w:b/>
+          <w:bCs/>
+          <w:sz w:val="24"/>
+          <w:szCs w:val="24"/>
+          <w:lang w:val="en-US"/>
+        </w:rPr>
+      </w:pPr>
+    </w:p>
+    <w:p>
+      <w:pPr>
+        <w:pBdr>
+          <w:bottom w:val="single" w:sz="6" w:space="1" w:color="auto"/>
+        </w:pBdr>
+        <w:rPr>
+          <w:rFonts w:asciiTheme="majorBidi" w:hAnsiTheme="majorBidi" w:cstheme="majorBidi"/>
+          <w:b/>
+          <w:bCs/>
+          <w:sz w:val="24"/>
+          <w:szCs w:val="24"/>
+          <w:lang w:val="en-US"/>
+        </w:rPr>
+      </w:pPr>
+    </w:p>
+    <w:p>
+      <w:pPr>
+        <w:pBdr>
+          <w:bottom w:val="single" w:sz="6" w:space="1" w:color="auto"/>
+        </w:pBdr>
+        <w:rPr>
+          <w:rFonts w:asciiTheme="majorBidi" w:hAnsiTheme="majorBidi" w:cstheme="majorBidi"/>
+          <w:b/>
+          <w:bCs/>
+          <w:sz w:val="24"/>
+          <w:szCs w:val="24"/>
+          <w:lang w:val="en-US"/>
+        </w:rPr>
+      </w:pPr>
+    </w:p>
+    <w:p>
+      <w:pPr>
+        <w:pBdr>
+          <w:bottom w:val="single" w:sz="6" w:space="1" w:color="auto"/>
+        </w:pBdr>
+        <w:rPr>
+          <w:rFonts w:asciiTheme="majorBidi" w:hAnsiTheme="majorBidi" w:cstheme="majorBidi"/>
+          <w:b/>
+          <w:bCs/>
+          <w:sz w:val="24"/>
+          <w:szCs w:val="24"/>
+          <w:lang w:val="en-US"/>
+        </w:rPr>
+      </w:pPr>
+    </w:p>
+    <w:p>
+      <w:pPr>
+        <w:pBdr>
+          <w:bottom w:val="single" w:sz="6" w:space="1" w:color="auto"/>
+        </w:pBdr>
+        <w:rPr>
+          <w:rFonts w:asciiTheme="majorBidi" w:hAnsiTheme="majorBidi" w:cstheme="majorBidi"/>
+          <w:b/>
+          <w:bCs/>
+          <w:sz w:val="24"/>
+          <w:szCs w:val="24"/>
+          <w:lang w:val="en-US"/>
+        </w:rPr>
+      </w:pPr>
+    </w:p>
+    <w:p>
+      <w:pPr>
+        <w:pBdr>
+          <w:bottom w:val="single" w:sz="6" w:space="1" w:color="auto"/>
+        </w:pBdr>
+        <w:rPr>
+          <w:rFonts w:asciiTheme="majorBidi" w:hAnsiTheme="majorBidi" w:cstheme="majorBidi"/>
+          <w:b/>
+          <w:bCs/>
+          <w:sz w:val="24"/>
+          <w:szCs w:val="24"/>
+          <w:lang w:val="en-US"/>
+        </w:rPr>
+      </w:pPr>
+    </w:p>
+    <w:p>
+      <w:pPr>
+        <w:pBdr>
+          <w:bottom w:val="single" w:sz="6" w:space="1" w:color="auto"/>
+        </w:pBdr>
+        <w:rPr>
+          <w:rFonts w:asciiTheme="majorBidi" w:hAnsiTheme="majorBidi" w:cstheme="majorBidi"/>
+          <w:b/>
+          <w:bCs/>
+          <w:sz w:val="24"/>
+          <w:szCs w:val="24"/>
+          <w:lang w:val="en-US"/>
+        </w:rPr>
+      </w:pPr>
+    </w:p>
+    <w:p>
+      <w:pPr>
+        <w:pBdr>
+          <w:bottom w:val="single" w:sz="6" w:space="1" w:color="auto"/>
+        </w:pBdr>
+        <w:rPr>
+          <w:rFonts w:asciiTheme="majorBidi" w:hAnsiTheme="majorBidi" w:cstheme="majorBidi"/>
+          <w:b/>
+          <w:bCs/>
+          <w:sz w:val="24"/>
+          <w:szCs w:val="24"/>
+          <w:lang w:val="en-US"/>
+        </w:rPr>
+      </w:pPr>
+    </w:p>
+    <w:p>
+      <w:pPr>
+        <w:pBdr>
+          <w:bottom w:val="single" w:sz="6" w:space="1" w:color="auto"/>
+        </w:pBdr>
+        <w:rPr>
+          <w:rFonts w:asciiTheme="majorBidi" w:hAnsiTheme="majorBidi" w:cstheme="majorBidi"/>
+          <w:b/>
+          <w:bCs/>
+          <w:sz w:val="24"/>
+          <w:szCs w:val="24"/>
+          <w:lang w:val="en-US"/>
+        </w:rPr>
+      </w:pPr>
+    </w:p>
+    <w:p>
+      <w:pPr>
+        <w:pBdr>
+          <w:bottom w:val="single" w:sz="6" w:space="1" w:color="auto"/>
+        </w:pBdr>
+        <w:rPr>
+          <w:rFonts w:asciiTheme="majorBidi" w:hAnsiTheme="majorBidi" w:cstheme="majorBidi"/>
+          <w:b/>
+          <w:bCs/>
+          <w:sz w:val="24"/>
+          <w:szCs w:val="24"/>
+          <w:lang w:val="en-US"/>
+        </w:rPr>
+      </w:pPr>
+    </w:p>
+    <w:p>
+      <w:pPr>
+        <w:pBdr>
+          <w:bottom w:val="single" w:sz="6" w:space="1" w:color="auto"/>
+        </w:pBdr>
+        <w:rPr>
+          <w:rFonts w:asciiTheme="majorBidi" w:hAnsiTheme="majorBidi" w:cstheme="majorBidi"/>
+          <w:b/>
+          <w:bCs/>
+          <w:sz w:val="24"/>
+          <w:szCs w:val="24"/>
+          <w:lang w:val="en-US"/>
+        </w:rPr>
+      </w:pPr>
+    </w:p>
+    <w:tbl>
+      <w:tblPr>
+        <w:tblStyle w:val="TableGrid"/>
+        <w:tblW w:w="0" w:type="auto"/>
+        <w:tblLayout w:type="fixed"/>
+        <w:tblLook w:val="04A0" w:firstRow="1" w:lastRow="0" w:firstColumn="1" w:lastColumn="0" w:noHBand="0" w:noVBand="1"/>
+      </w:tblPr>
+      <w:tblGrid>
+        <w:gridCol w:w="1705"/>
+        <w:gridCol w:w="7311"/>
+      </w:tblGrid>
+      <w:tr>
+        <w:tc>
+          <w:tcPr>
+            <w:tcW w:w="1705" w:type="dxa"/>
+          </w:tcPr>
+          <w:p>
+            <w:pPr>
+              <w:rPr>
+                <w:rFonts w:asciiTheme="majorBidi" w:hAnsiTheme="majorBidi" w:cstheme="majorBidi"/>
+                <w:b/>
+                <w:bCs/>
+                <w:sz w:val="24"/>
+                <w:szCs w:val="24"/>
+                <w:lang w:val="en-US"/>
+              </w:rPr>
+            </w:pPr>
+            <w:r>
+              <w:rPr>
+                <w:rFonts w:asciiTheme="majorBidi" w:hAnsiTheme="majorBidi" w:cstheme="majorBidi"/>
+                <w:b/>
+                <w:bCs/>
+                <w:sz w:val="24"/>
+                <w:szCs w:val="24"/>
+                <w:lang w:val="en-US"/>
+              </w:rPr>
+              <w:t>Bug Id</w:t>
+            </w:r>
+          </w:p>
+        </w:tc>
+        <w:tc>
+          <w:tcPr>
+            <w:tcW w:w="7311" w:type="dxa"/>
+          </w:tcPr>
+          <w:p>
+            <w:pPr>
+              <w:rPr>
+                <w:rFonts w:asciiTheme="majorBidi" w:hAnsiTheme="majorBidi" w:cstheme="majorBidi"/>
+                <w:b/>
+                <w:bCs/>
+                <w:sz w:val="24"/>
+                <w:szCs w:val="24"/>
+                <w:lang w:val="en-US"/>
+              </w:rPr>
+            </w:pPr>
+            <w:r>
+              <w:rPr>
+                <w:rFonts w:asciiTheme="majorBidi" w:hAnsiTheme="majorBidi" w:cstheme="majorBidi"/>
+                <w:b/>
+                <w:bCs/>
+                <w:sz w:val="24"/>
+                <w:szCs w:val="24"/>
+                <w:lang w:val="en-US"/>
+              </w:rPr>
+              <w:t>BUG-00</w:t>
+            </w:r>
+            <w:r>
+              <w:rPr>
+                <w:rFonts w:asciiTheme="majorBidi" w:hAnsiTheme="majorBidi" w:cstheme="majorBidi"/>
+                <w:b/>
+                <w:bCs/>
+                <w:sz w:val="24"/>
+                <w:szCs w:val="24"/>
+                <w:lang w:val="en-US"/>
+              </w:rPr>
+              <w:t>9</w:t>
+            </w:r>
+          </w:p>
+        </w:tc>
+      </w:tr>
+      <w:tr>
+        <w:tc>
+          <w:tcPr>
+            <w:tcW w:w="1705" w:type="dxa"/>
+          </w:tcPr>
+          <w:p>
+            <w:pPr>
+              <w:rPr>
+                <w:rFonts w:asciiTheme="majorBidi" w:hAnsiTheme="majorBidi" w:cstheme="majorBidi"/>
+                <w:b/>
+                <w:bCs/>
+                <w:sz w:val="24"/>
+                <w:szCs w:val="24"/>
+                <w:lang w:val="en-US"/>
+              </w:rPr>
+            </w:pPr>
+            <w:r>
+              <w:rPr>
+                <w:rFonts w:asciiTheme="majorBidi" w:hAnsiTheme="majorBidi" w:cstheme="majorBidi"/>
+                <w:b/>
+                <w:bCs/>
+                <w:sz w:val="24"/>
+                <w:szCs w:val="24"/>
+                <w:lang w:val="en-US"/>
+              </w:rPr>
+              <w:t>Title</w:t>
+            </w:r>
+          </w:p>
+        </w:tc>
+        <w:tc>
+          <w:tcPr>
+            <w:tcW w:w="7311" w:type="dxa"/>
+          </w:tcPr>
+          <w:p>
+            <w:pPr>
+              <w:rPr>
+                <w:rFonts w:asciiTheme="majorBidi" w:hAnsiTheme="majorBidi" w:cstheme="majorBidi"/>
+                <w:sz w:val="24"/>
+                <w:szCs w:val="24"/>
+                <w:lang w:val="en-US"/>
+              </w:rPr>
+            </w:pPr>
+            <w:r>
+              <w:rPr>
+                <w:rFonts w:asciiTheme="majorBidi" w:hAnsiTheme="majorBidi" w:cstheme="majorBidi"/>
+                <w:sz w:val="24"/>
+                <w:szCs w:val="24"/>
+                <w:lang w:val="en-US"/>
+              </w:rPr>
+              <w:t>Form Scheduled After its Valid Time</w:t>
+            </w:r>
+          </w:p>
+        </w:tc>
+      </w:tr>
+      <w:tr>
+        <w:tc>
+          <w:tcPr>
+            <w:tcW w:w="1705" w:type="dxa"/>
+          </w:tcPr>
+          <w:p>
+            <w:pPr>
+              <w:rPr>
+                <w:rFonts w:asciiTheme="majorBidi" w:hAnsiTheme="majorBidi" w:cstheme="majorBidi"/>
+                <w:b/>
+                <w:bCs/>
+                <w:sz w:val="24"/>
+                <w:szCs w:val="24"/>
+                <w:lang w:val="en-US"/>
+              </w:rPr>
+            </w:pPr>
+            <w:r>
+              <w:rPr>
+                <w:rFonts w:asciiTheme="majorBidi" w:hAnsiTheme="majorBidi" w:cstheme="majorBidi"/>
+                <w:b/>
+                <w:bCs/>
+                <w:sz w:val="24"/>
+                <w:szCs w:val="24"/>
+                <w:lang w:val="en-US"/>
+              </w:rPr>
+              <w:t>Priority</w:t>
+            </w:r>
+          </w:p>
+        </w:tc>
+        <w:tc>
+          <w:tcPr>
+            <w:tcW w:w="7311" w:type="dxa"/>
+          </w:tcPr>
+          <w:p>
+            <w:pPr>
+              <w:rPr>
+                <w:rFonts w:asciiTheme="majorBidi" w:hAnsiTheme="majorBidi" w:cstheme="majorBidi"/>
+                <w:sz w:val="24"/>
+                <w:szCs w:val="24"/>
+                <w:lang w:val="en-US"/>
+              </w:rPr>
+            </w:pPr>
+            <w:r>
+              <w:rPr>
+                <w:rFonts w:asciiTheme="majorBidi" w:hAnsiTheme="majorBidi" w:cstheme="majorBidi"/>
+                <w:sz w:val="24"/>
+                <w:szCs w:val="24"/>
+                <w:lang w:val="en-US"/>
+              </w:rPr>
+              <w:t>Critical</w:t>
+            </w:r>
+          </w:p>
+        </w:tc>
+      </w:tr>
+      <w:tr>
+        <w:tc>
+          <w:tcPr>
+            <w:tcW w:w="1705" w:type="dxa"/>
+          </w:tcPr>
+          <w:p>
+            <w:pPr>
+              <w:rPr>
+                <w:rFonts w:asciiTheme="majorBidi" w:hAnsiTheme="majorBidi" w:cstheme="majorBidi"/>
+                <w:b/>
+                <w:bCs/>
+                <w:sz w:val="24"/>
+                <w:szCs w:val="24"/>
+                <w:lang w:val="en-US"/>
+              </w:rPr>
+            </w:pPr>
+            <w:r>
+              <w:rPr>
+                <w:rFonts w:asciiTheme="majorBidi" w:hAnsiTheme="majorBidi" w:cstheme="majorBidi"/>
+                <w:b/>
+                <w:bCs/>
+                <w:sz w:val="24"/>
+                <w:szCs w:val="24"/>
+                <w:lang w:val="en-US"/>
+              </w:rPr>
+              <w:t>Severity</w:t>
+            </w:r>
+          </w:p>
+        </w:tc>
+        <w:tc>
+          <w:tcPr>
+            <w:tcW w:w="7311" w:type="dxa"/>
+          </w:tcPr>
+          <w:p>
+            <w:pPr>
+              <w:rPr>
+                <w:rFonts w:asciiTheme="majorBidi" w:hAnsiTheme="majorBidi" w:cstheme="majorBidi"/>
+                <w:sz w:val="24"/>
+                <w:szCs w:val="24"/>
+                <w:lang w:val="en-US"/>
+              </w:rPr>
+            </w:pPr>
+            <w:r>
+              <w:rPr>
+                <w:rFonts w:asciiTheme="majorBidi" w:hAnsiTheme="majorBidi" w:cstheme="majorBidi"/>
+                <w:sz w:val="24"/>
+                <w:szCs w:val="24"/>
+                <w:lang w:val="en-US"/>
+              </w:rPr>
+              <w:t>Major</w:t>
+            </w:r>
+          </w:p>
+        </w:tc>
+      </w:tr>
+      <w:tr>
+        <w:tc>
+          <w:tcPr>
+            <w:tcW w:w="1705" w:type="dxa"/>
+          </w:tcPr>
+          <w:p>
+            <w:pPr>
+              <w:rPr>
+                <w:rFonts w:asciiTheme="majorBidi" w:hAnsiTheme="majorBidi" w:cstheme="majorBidi"/>
+                <w:b/>
+                <w:bCs/>
+                <w:sz w:val="24"/>
+                <w:szCs w:val="24"/>
+                <w:lang w:val="en-US"/>
+              </w:rPr>
+            </w:pPr>
+            <w:r>
+              <w:rPr>
+                <w:rFonts w:asciiTheme="majorBidi" w:hAnsiTheme="majorBidi" w:cstheme="majorBidi"/>
+                <w:b/>
+                <w:bCs/>
+                <w:sz w:val="24"/>
+                <w:szCs w:val="24"/>
+                <w:lang w:val="en-US"/>
+              </w:rPr>
+              <w:t>Status</w:t>
+            </w:r>
+          </w:p>
+        </w:tc>
+        <w:tc>
+          <w:tcPr>
+            <w:tcW w:w="7311" w:type="dxa"/>
+          </w:tcPr>
+          <w:p>
+            <w:pPr>
+              <w:rPr>
+                <w:rFonts w:asciiTheme="majorBidi" w:hAnsiTheme="majorBidi" w:cstheme="majorBidi"/>
+                <w:sz w:val="24"/>
+                <w:szCs w:val="24"/>
+                <w:lang w:val="en-US"/>
+              </w:rPr>
+            </w:pPr>
+            <w:r>
+              <w:rPr>
+                <w:rFonts w:asciiTheme="majorBidi" w:hAnsiTheme="majorBidi" w:cstheme="majorBidi"/>
+                <w:sz w:val="24"/>
+                <w:szCs w:val="24"/>
+                <w:lang w:val="en-US"/>
+              </w:rPr>
+              <w:t>Fixed</w:t>
+            </w:r>
+          </w:p>
+        </w:tc>
+      </w:tr>
+      <w:tr>
+        <w:tc>
+          <w:tcPr>
+            <w:tcW w:w="1705" w:type="dxa"/>
+          </w:tcPr>
+          <w:p>
+            <w:pPr>
+              <w:rPr>
+                <w:rFonts w:asciiTheme="majorBidi" w:hAnsiTheme="majorBidi" w:cstheme="majorBidi"/>
+                <w:b/>
+                <w:bCs/>
+                <w:sz w:val="24"/>
+                <w:szCs w:val="24"/>
+                <w:lang w:val="en-US"/>
+              </w:rPr>
+            </w:pPr>
+            <w:r>
+              <w:rPr>
+                <w:rFonts w:asciiTheme="majorBidi" w:hAnsiTheme="majorBidi" w:cstheme="majorBidi"/>
+                <w:b/>
+                <w:bCs/>
+                <w:sz w:val="24"/>
+                <w:szCs w:val="24"/>
+                <w:lang w:val="en-US"/>
+              </w:rPr>
+              <w:t>Evidence</w:t>
+            </w:r>
+          </w:p>
+        </w:tc>
+        <w:tc>
+          <w:tcPr>
+            <w:tcW w:w="7311" w:type="dxa"/>
+          </w:tcPr>
+          <w:p>
+            <w:pPr>
+              <w:rPr>
+                <w:rFonts w:asciiTheme="majorBidi" w:hAnsiTheme="majorBidi" w:cstheme="majorBidi"/>
+                <w:b/>
+                <w:bCs/>
+                <w:sz w:val="24"/>
+                <w:szCs w:val="24"/>
+                <w:lang w:val="en-US"/>
+              </w:rPr>
+            </w:pPr>
+            <w:r>
+              <w:rPr>
+                <w:rFonts w:asciiTheme="majorBidi" w:hAnsiTheme="majorBidi" w:cstheme="majorBidi"/>
+                <w:b/>
+                <w:bCs/>
+                <w:noProof/>
+                <w:sz w:val="24"/>
+                <w:szCs w:val="24"/>
+                <w:lang w:val="en-US"/>
+              </w:rPr>
+              <w:drawing>
+                <wp:inline distT="0" distB="0" distL="0" distR="0" wp14:anchorId="44400D95" wp14:editId="6855D86E">
+                  <wp:extent cx="5731510" cy="4799330"/>
+                  <wp:effectExtent l="0" t="0" r="2540" b="1270"/>
+                  <wp:docPr id="906746811" name="Picture 2"/>
+                  <wp:cNvGraphicFramePr>
+                    <a:graphicFrameLocks xmlns:a="http://schemas.openxmlformats.org/drawingml/2006/main" noChangeAspect="1"/>
+                  </wp:cNvGraphicFramePr>
+                  <a:graphic xmlns:a="http://schemas.openxmlformats.org/drawingml/2006/main">
+                    <a:graphicData uri="http://schemas.openxmlformats.org/drawingml/2006/picture">
+                      <pic:pic xmlns:pic="http://schemas.openxmlformats.org/drawingml/2006/picture">
+                        <pic:nvPicPr>
+                          <pic:cNvPr id="906746811" name="Picture 906746811"/>
+                          <pic:cNvPicPr/>
+                        </pic:nvPicPr>
+                        <pic:blipFill>
+                          <a:blip r:embed="rId11">
+                            <a:extLst>
+                              <a:ext uri="{28A0092B-C50C-407E-A947-70E740481C1C}">
+                                <a14:useLocalDpi xmlns:a14="http://schemas.microsoft.com/office/drawing/2010/main" val="0"/>
+                              </a:ext>
+                            </a:extLst>
+                          </a:blip>
+                          <a:stretch>
+                            <a:fillRect/>
+                          </a:stretch>
+                        </pic:blipFill>
+                        <pic:spPr>
+                          <a:xfrm>
+                            <a:off x="0" y="0"/>
+                            <a:ext cx="5731510" cy="4799330"/>
+                          </a:xfrm>
+                          <a:prstGeom prst="rect">
+                            <a:avLst/>
+                          </a:prstGeom>
+                        </pic:spPr>
+                      </pic:pic>
+                    </a:graphicData>
+                  </a:graphic>
+                </wp:inline>
+              </w:drawing>
+            </w:r>
+          </w:p>
+        </w:tc>
+      </w:tr>
+    </w:tbl>
+    <w:p>
+      <w:pPr>
+        <w:pBdr>
+          <w:bottom w:val="single" w:sz="6" w:space="1" w:color="auto"/>
+        </w:pBdr>
+        <w:rPr>
+          <w:rFonts w:asciiTheme="majorBidi" w:hAnsiTheme="majorBidi" w:cstheme="majorBidi"/>
+          <w:b/>
+          <w:bCs/>
+          <w:sz w:val="24"/>
+          <w:szCs w:val="24"/>
+          <w:lang w:val="en-US"/>
+        </w:rPr>
+      </w:pPr>
+    </w:p>
+    <w:tbl>
+      <w:tblPr>
+        <w:tblStyle w:val="TableGrid"/>
+        <w:tblW w:w="0" w:type="auto"/>
+        <w:tblLayout w:type="fixed"/>
+        <w:tblLook w:val="04A0" w:firstRow="1" w:lastRow="0" w:firstColumn="1" w:lastColumn="0" w:noHBand="0" w:noVBand="1"/>
+      </w:tblPr>
+      <w:tblGrid>
+        <w:gridCol w:w="1705"/>
+        <w:gridCol w:w="7311"/>
+      </w:tblGrid>
+      <w:tr>
+        <w:tc>
+          <w:tcPr>
+            <w:tcW w:w="1705" w:type="dxa"/>
+          </w:tcPr>
+          <w:p>
+            <w:pPr>
+              <w:rPr>
+                <w:rFonts w:asciiTheme="majorBidi" w:hAnsiTheme="majorBidi" w:cstheme="majorBidi"/>
+                <w:b/>
+                <w:bCs/>
+                <w:sz w:val="24"/>
+                <w:szCs w:val="24"/>
+                <w:lang w:val="en-US"/>
+              </w:rPr>
+            </w:pPr>
+            <w:r>
+              <w:rPr>
+                <w:rFonts w:asciiTheme="majorBidi" w:hAnsiTheme="majorBidi" w:cstheme="majorBidi"/>
+                <w:b/>
+                <w:bCs/>
+                <w:sz w:val="24"/>
+                <w:szCs w:val="24"/>
+                <w:lang w:val="en-US"/>
+              </w:rPr>
+              <w:t>Bug Id</w:t>
+            </w:r>
+          </w:p>
+        </w:tc>
+        <w:tc>
+          <w:tcPr>
+            <w:tcW w:w="7311" w:type="dxa"/>
+          </w:tcPr>
+          <w:p>
+            <w:pPr>
+              <w:rPr>
+                <w:rFonts w:asciiTheme="majorBidi" w:hAnsiTheme="majorBidi" w:cstheme="majorBidi"/>
+                <w:b/>
+                <w:bCs/>
+                <w:sz w:val="24"/>
+                <w:szCs w:val="24"/>
+                <w:lang w:val="en-US"/>
+              </w:rPr>
+            </w:pPr>
+            <w:r>
+              <w:rPr>
+                <w:rFonts w:asciiTheme="majorBidi" w:hAnsiTheme="majorBidi" w:cstheme="majorBidi"/>
+                <w:b/>
+                <w:bCs/>
+                <w:sz w:val="24"/>
+                <w:szCs w:val="24"/>
+                <w:lang w:val="en-US"/>
+              </w:rPr>
+              <w:t>BUG-0</w:t>
+            </w:r>
+            <w:r>
+              <w:rPr>
+                <w:rFonts w:asciiTheme="majorBidi" w:hAnsiTheme="majorBidi" w:cstheme="majorBidi"/>
+                <w:b/>
+                <w:bCs/>
+                <w:sz w:val="24"/>
+                <w:szCs w:val="24"/>
+                <w:lang w:val="en-US"/>
+              </w:rPr>
+              <w:t>10</w:t>
+            </w:r>
+          </w:p>
+        </w:tc>
+      </w:tr>
+      <w:tr>
+        <w:tc>
+          <w:tcPr>
+            <w:tcW w:w="1705" w:type="dxa"/>
+          </w:tcPr>
+          <w:p>
+            <w:pPr>
+              <w:rPr>
+                <w:rFonts w:asciiTheme="majorBidi" w:hAnsiTheme="majorBidi" w:cstheme="majorBidi"/>
+                <w:b/>
+                <w:bCs/>
+                <w:sz w:val="24"/>
+                <w:szCs w:val="24"/>
+                <w:lang w:val="en-US"/>
+              </w:rPr>
+            </w:pPr>
+            <w:r>
+              <w:rPr>
+                <w:rFonts w:asciiTheme="majorBidi" w:hAnsiTheme="majorBidi" w:cstheme="majorBidi"/>
+                <w:b/>
+                <w:bCs/>
+                <w:sz w:val="24"/>
+                <w:szCs w:val="24"/>
+                <w:lang w:val="en-US"/>
+              </w:rPr>
+              <w:t>Title</w:t>
+            </w:r>
+          </w:p>
+        </w:tc>
+        <w:tc>
+          <w:tcPr>
+            <w:tcW w:w="7311" w:type="dxa"/>
+          </w:tcPr>
+          <w:p>
+            <w:pPr>
+              <w:rPr>
+                <w:rFonts w:asciiTheme="majorBidi" w:hAnsiTheme="majorBidi" w:cstheme="majorBidi"/>
+                <w:sz w:val="24"/>
+                <w:szCs w:val="24"/>
+                <w:lang w:val="en-US"/>
+              </w:rPr>
+            </w:pPr>
+            <w:r>
+              <w:rPr>
+                <w:rFonts w:asciiTheme="majorBidi" w:hAnsiTheme="majorBidi" w:cstheme="majorBidi"/>
+                <w:sz w:val="24"/>
+                <w:szCs w:val="24"/>
+                <w:lang w:val="en-US"/>
+              </w:rPr>
+              <w:t>Invalid Text Accepted in Add Form Page</w:t>
+            </w:r>
+          </w:p>
+        </w:tc>
+      </w:tr>
+      <w:tr>
+        <w:tc>
+          <w:tcPr>
+            <w:tcW w:w="1705" w:type="dxa"/>
+          </w:tcPr>
+          <w:p>
+            <w:pPr>
+              <w:rPr>
+                <w:rFonts w:asciiTheme="majorBidi" w:hAnsiTheme="majorBidi" w:cstheme="majorBidi"/>
+                <w:b/>
+                <w:bCs/>
+                <w:sz w:val="24"/>
+                <w:szCs w:val="24"/>
+                <w:lang w:val="en-US"/>
+              </w:rPr>
+            </w:pPr>
+            <w:r>
+              <w:rPr>
+                <w:rFonts w:asciiTheme="majorBidi" w:hAnsiTheme="majorBidi" w:cstheme="majorBidi"/>
+                <w:b/>
+                <w:bCs/>
+                <w:sz w:val="24"/>
+                <w:szCs w:val="24"/>
+                <w:lang w:val="en-US"/>
+              </w:rPr>
+              <w:t>Priority</w:t>
+            </w:r>
+          </w:p>
+        </w:tc>
+        <w:tc>
+          <w:tcPr>
+            <w:tcW w:w="7311" w:type="dxa"/>
+          </w:tcPr>
+          <w:p>
+            <w:pPr>
+              <w:rPr>
+                <w:rFonts w:asciiTheme="majorBidi" w:hAnsiTheme="majorBidi" w:cstheme="majorBidi"/>
+                <w:sz w:val="24"/>
+                <w:szCs w:val="24"/>
+                <w:lang w:val="en-US"/>
+              </w:rPr>
+            </w:pPr>
+            <w:r>
+              <w:rPr>
+                <w:rFonts w:asciiTheme="majorBidi" w:hAnsiTheme="majorBidi" w:cstheme="majorBidi"/>
+                <w:sz w:val="24"/>
+                <w:szCs w:val="24"/>
+                <w:lang w:val="en-US"/>
+              </w:rPr>
+              <w:t>High</w:t>
+            </w:r>
+          </w:p>
+        </w:tc>
+      </w:tr>
+      <w:tr>
+        <w:tc>
+          <w:tcPr>
+            <w:tcW w:w="1705" w:type="dxa"/>
+          </w:tcPr>
+          <w:p>
+            <w:pPr>
+              <w:rPr>
+                <w:rFonts w:asciiTheme="majorBidi" w:hAnsiTheme="majorBidi" w:cstheme="majorBidi"/>
+                <w:b/>
+                <w:bCs/>
+                <w:sz w:val="24"/>
+                <w:szCs w:val="24"/>
+                <w:lang w:val="en-US"/>
+              </w:rPr>
+            </w:pPr>
+            <w:r>
+              <w:rPr>
+                <w:rFonts w:asciiTheme="majorBidi" w:hAnsiTheme="majorBidi" w:cstheme="majorBidi"/>
+                <w:b/>
+                <w:bCs/>
+                <w:sz w:val="24"/>
+                <w:szCs w:val="24"/>
+                <w:lang w:val="en-US"/>
+              </w:rPr>
+              <w:t>Severity</w:t>
+            </w:r>
+          </w:p>
+        </w:tc>
+        <w:tc>
+          <w:tcPr>
+            <w:tcW w:w="7311" w:type="dxa"/>
+          </w:tcPr>
+          <w:p>
+            <w:pPr>
+              <w:rPr>
+                <w:rFonts w:asciiTheme="majorBidi" w:hAnsiTheme="majorBidi" w:cstheme="majorBidi"/>
+                <w:sz w:val="24"/>
+                <w:szCs w:val="24"/>
+                <w:lang w:val="en-US"/>
+              </w:rPr>
+            </w:pPr>
+            <w:r>
+              <w:rPr>
+                <w:rFonts w:asciiTheme="majorBidi" w:hAnsiTheme="majorBidi" w:cstheme="majorBidi"/>
+                <w:sz w:val="24"/>
+                <w:szCs w:val="24"/>
+                <w:lang w:val="en-US"/>
+              </w:rPr>
+              <w:t>Major</w:t>
+            </w:r>
+          </w:p>
+        </w:tc>
+      </w:tr>
+      <w:tr>
+        <w:tc>
+          <w:tcPr>
+            <w:tcW w:w="1705" w:type="dxa"/>
+          </w:tcPr>
+          <w:p>
+            <w:pPr>
+              <w:rPr>
+                <w:rFonts w:asciiTheme="majorBidi" w:hAnsiTheme="majorBidi" w:cstheme="majorBidi"/>
+                <w:b/>
+                <w:bCs/>
+                <w:sz w:val="24"/>
+                <w:szCs w:val="24"/>
+                <w:lang w:val="en-US"/>
+              </w:rPr>
+            </w:pPr>
+            <w:r>
+              <w:rPr>
+                <w:rFonts w:asciiTheme="majorBidi" w:hAnsiTheme="majorBidi" w:cstheme="majorBidi"/>
+                <w:b/>
+                <w:bCs/>
+                <w:sz w:val="24"/>
+                <w:szCs w:val="24"/>
+                <w:lang w:val="en-US"/>
+              </w:rPr>
+              <w:t>Status</w:t>
+            </w:r>
+          </w:p>
+        </w:tc>
+        <w:tc>
+          <w:tcPr>
+            <w:tcW w:w="7311" w:type="dxa"/>
+          </w:tcPr>
+          <w:p>
+            <w:pPr>
+              <w:rPr>
+                <w:rFonts w:asciiTheme="majorBidi" w:hAnsiTheme="majorBidi" w:cstheme="majorBidi"/>
+                <w:sz w:val="24"/>
+                <w:szCs w:val="24"/>
+                <w:lang w:val="en-US"/>
+              </w:rPr>
+            </w:pPr>
+            <w:r>
+              <w:rPr>
+                <w:rFonts w:asciiTheme="majorBidi" w:hAnsiTheme="majorBidi" w:cstheme="majorBidi"/>
+                <w:sz w:val="24"/>
+                <w:szCs w:val="24"/>
+                <w:lang w:val="en-US"/>
+              </w:rPr>
+              <w:t>Fixed</w:t>
+            </w:r>
+          </w:p>
+        </w:tc>
+      </w:tr>
+      <w:tr>
+        <w:tc>
+          <w:tcPr>
+            <w:tcW w:w="1705" w:type="dxa"/>
+          </w:tcPr>
+          <w:p>
+            <w:pPr>
+              <w:rPr>
+                <w:rFonts w:asciiTheme="majorBidi" w:hAnsiTheme="majorBidi" w:cstheme="majorBidi"/>
+                <w:b/>
+                <w:bCs/>
+                <w:sz w:val="24"/>
+                <w:szCs w:val="24"/>
+                <w:lang w:val="en-US"/>
+              </w:rPr>
+            </w:pPr>
+            <w:r>
+              <w:rPr>
+                <w:rFonts w:asciiTheme="majorBidi" w:hAnsiTheme="majorBidi" w:cstheme="majorBidi"/>
+                <w:b/>
+                <w:bCs/>
+                <w:sz w:val="24"/>
+                <w:szCs w:val="24"/>
+                <w:lang w:val="en-US"/>
+              </w:rPr>
+              <w:lastRenderedPageBreak/>
+              <w:t>Evidence</w:t>
+            </w:r>
+          </w:p>
+        </w:tc>
+        <w:tc>
+          <w:tcPr>
+            <w:tcW w:w="7311" w:type="dxa"/>
+          </w:tcPr>
+          <w:p>
+            <w:pPr>
+              <w:rPr>
+                <w:rFonts w:asciiTheme="majorBidi" w:hAnsiTheme="majorBidi" w:cstheme="majorBidi"/>
+                <w:b/>
+                <w:bCs/>
+                <w:sz w:val="24"/>
+                <w:szCs w:val="24"/>
+                <w:lang w:val="en-US"/>
+              </w:rPr>
+            </w:pPr>
+            <w:r>
+              <w:rPr>
+                <w:rFonts w:asciiTheme="majorBidi" w:hAnsiTheme="majorBidi" w:cstheme="majorBidi"/>
+                <w:b/>
+                <w:bCs/>
+                <w:noProof/>
+                <w:sz w:val="24"/>
+                <w:szCs w:val="24"/>
+                <w:lang w:val="en-US"/>
+              </w:rPr>
+              <w:drawing>
+                <wp:inline distT="0" distB="0" distL="0" distR="0" wp14:anchorId="62268480" wp14:editId="7AB60EFE">
+                  <wp:extent cx="5731510" cy="4975225"/>
+                  <wp:effectExtent l="0" t="0" r="2540" b="0"/>
+                  <wp:docPr id="933466863" name="Picture 3"/>
+                  <wp:cNvGraphicFramePr>
+                    <a:graphicFrameLocks xmlns:a="http://schemas.openxmlformats.org/drawingml/2006/main" noChangeAspect="1"/>
+                  </wp:cNvGraphicFramePr>
+                  <a:graphic xmlns:a="http://schemas.openxmlformats.org/drawingml/2006/main">
+                    <a:graphicData uri="http://schemas.openxmlformats.org/drawingml/2006/picture">
+                      <pic:pic xmlns:pic="http://schemas.openxmlformats.org/drawingml/2006/picture">
+                        <pic:nvPicPr>
+                          <pic:cNvPr id="933466863" name="Picture 933466863"/>
+                          <pic:cNvPicPr/>
+                        </pic:nvPicPr>
+                        <pic:blipFill>
+                          <a:blip r:embed="rId12">
+                            <a:extLst>
+                              <a:ext uri="{28A0092B-C50C-407E-A947-70E740481C1C}">
+                                <a14:useLocalDpi xmlns:a14="http://schemas.microsoft.com/office/drawing/2010/main" val="0"/>
+                              </a:ext>
+                            </a:extLst>
+                          </a:blip>
+                          <a:stretch>
+                            <a:fillRect/>
+                          </a:stretch>
+                        </pic:blipFill>
+                        <pic:spPr>
+                          <a:xfrm>
+                            <a:off x="0" y="0"/>
+                            <a:ext cx="5731510" cy="4975225"/>
+                          </a:xfrm>
+                          <a:prstGeom prst="rect">
+                            <a:avLst/>
+                          </a:prstGeom>
+                        </pic:spPr>
+                      </pic:pic>
+                    </a:graphicData>
+                  </a:graphic>
+                </wp:inline>
+              </w:drawing>
+            </w:r>
+          </w:p>
+        </w:tc>
+      </w:tr>
+    </w:tbl>
+    <w:p>
+      <w:pPr>
+        <w:pBdr>
+          <w:bottom w:val="single" w:sz="6" w:space="1" w:color="auto"/>
+        </w:pBdr>
+        <w:ind w:firstLine="720"/>
+        <w:rPr>
+          <w:rFonts w:asciiTheme="majorBidi" w:hAnsiTheme="majorBidi" w:cstheme="majorBidi"/>
+          <w:b/>
+          <w:bCs/>
+          <w:sz w:val="24"/>
+          <w:szCs w:val="24"/>
+          <w:lang w:val="en-US"/>
+        </w:rPr>
+      </w:pPr>
+    </w:p>
+    <w:tbl>
+      <w:tblPr>
+        <w:tblStyle w:val="TableGrid"/>
+        <w:tblW w:w="0" w:type="auto"/>
+        <w:tblLayout w:type="fixed"/>
+        <w:tblLook w:val="04A0" w:firstRow="1" w:lastRow="0" w:firstColumn="1" w:lastColumn="0" w:noHBand="0" w:noVBand="1"/>
+      </w:tblPr>
+      <w:tblGrid>
+        <w:gridCol w:w="1705"/>
+        <w:gridCol w:w="7311"/>
+      </w:tblGrid>
+      <w:tr>
+        <w:tc>
+          <w:tcPr>
+            <w:tcW w:w="1705" w:type="dxa"/>
+          </w:tcPr>
+          <w:p>
+            <w:pPr>
+              <w:rPr>
+                <w:rFonts w:asciiTheme="majorBidi" w:hAnsiTheme="majorBidi" w:cstheme="majorBidi"/>
+                <w:b/>
+                <w:bCs/>
+                <w:sz w:val="24"/>
+                <w:szCs w:val="24"/>
+                <w:lang w:val="en-US"/>
+              </w:rPr>
+            </w:pPr>
+            <w:r>
+              <w:rPr>
+                <w:rFonts w:asciiTheme="majorBidi" w:hAnsiTheme="majorBidi" w:cstheme="majorBidi"/>
+                <w:b/>
+                <w:bCs/>
+                <w:sz w:val="24"/>
+                <w:szCs w:val="24"/>
+                <w:lang w:val="en-US"/>
+              </w:rPr>
+              <w:t>Bug Id</w:t>
+            </w:r>
+          </w:p>
+        </w:tc>
+        <w:tc>
+          <w:tcPr>
+            <w:tcW w:w="7311" w:type="dxa"/>
+          </w:tcPr>
+          <w:p>
+            <w:pPr>
+              <w:rPr>
+                <w:rFonts w:asciiTheme="majorBidi" w:hAnsiTheme="majorBidi" w:cstheme="majorBidi"/>
+                <w:b/>
+                <w:bCs/>
+                <w:sz w:val="24"/>
+                <w:szCs w:val="24"/>
+                <w:lang w:val="en-US"/>
+              </w:rPr>
+            </w:pPr>
+            <w:r>
+              <w:rPr>
+                <w:rFonts w:asciiTheme="majorBidi" w:hAnsiTheme="majorBidi" w:cstheme="majorBidi"/>
+                <w:b/>
+                <w:bCs/>
+                <w:sz w:val="24"/>
+                <w:szCs w:val="24"/>
+                <w:lang w:val="en-US"/>
+              </w:rPr>
+              <w:t>BUG-0</w:t>
+            </w:r>
+            <w:r>
+              <w:rPr>
+                <w:rFonts w:asciiTheme="majorBidi" w:hAnsiTheme="majorBidi" w:cstheme="majorBidi"/>
+                <w:b/>
+                <w:bCs/>
+                <w:sz w:val="24"/>
+                <w:szCs w:val="24"/>
+                <w:lang w:val="en-US"/>
+              </w:rPr>
+              <w:t>11</w:t>
+            </w:r>
+          </w:p>
+        </w:tc>
+      </w:tr>
+      <w:tr>
+        <w:tc>
+          <w:tcPr>
+            <w:tcW w:w="1705" w:type="dxa"/>
+          </w:tcPr>
+          <w:p>
+            <w:pPr>
+              <w:rPr>
+                <w:rFonts w:asciiTheme="majorBidi" w:hAnsiTheme="majorBidi" w:cstheme="majorBidi"/>
+                <w:b/>
+                <w:bCs/>
+                <w:sz w:val="24"/>
+                <w:szCs w:val="24"/>
+                <w:lang w:val="en-US"/>
+              </w:rPr>
+            </w:pPr>
+            <w:r>
+              <w:rPr>
+                <w:rFonts w:asciiTheme="majorBidi" w:hAnsiTheme="majorBidi" w:cstheme="majorBidi"/>
+                <w:b/>
+                <w:bCs/>
+                <w:sz w:val="24"/>
+                <w:szCs w:val="24"/>
+                <w:lang w:val="en-US"/>
+              </w:rPr>
+              <w:t>Title</w:t>
+            </w:r>
+          </w:p>
+        </w:tc>
+        <w:tc>
+          <w:tcPr>
+            <w:tcW w:w="7311" w:type="dxa"/>
+          </w:tcPr>
+          <w:p>
+            <w:pPr>
+              <w:rPr>
+                <w:rFonts w:asciiTheme="majorBidi" w:hAnsiTheme="majorBidi" w:cstheme="majorBidi"/>
+                <w:sz w:val="24"/>
+                <w:szCs w:val="24"/>
+                <w:lang w:val="en-US"/>
+              </w:rPr>
+            </w:pPr>
+            <w:r>
+              <w:rPr>
+                <w:rFonts w:asciiTheme="majorBidi" w:hAnsiTheme="majorBidi" w:cstheme="majorBidi"/>
+                <w:sz w:val="24"/>
+                <w:szCs w:val="24"/>
+                <w:lang w:val="en-US"/>
+              </w:rPr>
+              <w:t>Invalid Text Accepted in Create Binary Question Form</w:t>
+            </w:r>
+          </w:p>
+        </w:tc>
+      </w:tr>
+      <w:tr>
+        <w:tc>
+          <w:tcPr>
+            <w:tcW w:w="1705" w:type="dxa"/>
+          </w:tcPr>
+          <w:p>
+            <w:pPr>
+              <w:rPr>
+                <w:rFonts w:asciiTheme="majorBidi" w:hAnsiTheme="majorBidi" w:cstheme="majorBidi"/>
+                <w:b/>
+                <w:bCs/>
+                <w:sz w:val="24"/>
+                <w:szCs w:val="24"/>
+                <w:lang w:val="en-US"/>
+              </w:rPr>
+            </w:pPr>
+            <w:r>
+              <w:rPr>
+                <w:rFonts w:asciiTheme="majorBidi" w:hAnsiTheme="majorBidi" w:cstheme="majorBidi"/>
+                <w:b/>
+                <w:bCs/>
+                <w:sz w:val="24"/>
+                <w:szCs w:val="24"/>
+                <w:lang w:val="en-US"/>
+              </w:rPr>
+              <w:t>Priority</w:t>
+            </w:r>
+          </w:p>
+        </w:tc>
+        <w:tc>
+          <w:tcPr>
+            <w:tcW w:w="7311" w:type="dxa"/>
+          </w:tcPr>
+          <w:p>
+            <w:pPr>
+              <w:rPr>
+                <w:rFonts w:asciiTheme="majorBidi" w:hAnsiTheme="majorBidi" w:cstheme="majorBidi"/>
+                <w:sz w:val="24"/>
+                <w:szCs w:val="24"/>
+                <w:lang w:val="en-US"/>
+              </w:rPr>
+            </w:pPr>
+            <w:r>
+              <w:rPr>
+                <w:rFonts w:asciiTheme="majorBidi" w:hAnsiTheme="majorBidi" w:cstheme="majorBidi"/>
+                <w:sz w:val="24"/>
+                <w:szCs w:val="24"/>
+                <w:lang w:val="en-US"/>
+              </w:rPr>
+              <w:t>High</w:t>
+            </w:r>
+          </w:p>
+        </w:tc>
+      </w:tr>
+      <w:tr>
+        <w:tc>
+          <w:tcPr>
+            <w:tcW w:w="1705" w:type="dxa"/>
+          </w:tcPr>
+          <w:p>
+            <w:pPr>
+              <w:rPr>
+                <w:rFonts w:asciiTheme="majorBidi" w:hAnsiTheme="majorBidi" w:cstheme="majorBidi"/>
+                <w:b/>
+                <w:bCs/>
+                <w:sz w:val="24"/>
+                <w:szCs w:val="24"/>
+                <w:lang w:val="en-US"/>
+              </w:rPr>
+            </w:pPr>
+            <w:r>
+              <w:rPr>
+                <w:rFonts w:asciiTheme="majorBidi" w:hAnsiTheme="majorBidi" w:cstheme="majorBidi"/>
+                <w:b/>
+                <w:bCs/>
+                <w:sz w:val="24"/>
+                <w:szCs w:val="24"/>
+                <w:lang w:val="en-US"/>
+              </w:rPr>
+              <w:t>Severity</w:t>
+            </w:r>
+          </w:p>
+        </w:tc>
+        <w:tc>
+          <w:tcPr>
+            <w:tcW w:w="7311" w:type="dxa"/>
+          </w:tcPr>
+          <w:p>
+            <w:pPr>
+              <w:rPr>
+                <w:rFonts w:asciiTheme="majorBidi" w:hAnsiTheme="majorBidi" w:cstheme="majorBidi"/>
+                <w:sz w:val="24"/>
+                <w:szCs w:val="24"/>
+                <w:lang w:val="en-US"/>
+              </w:rPr>
+            </w:pPr>
+            <w:r>
+              <w:rPr>
+                <w:rFonts w:asciiTheme="majorBidi" w:hAnsiTheme="majorBidi" w:cstheme="majorBidi"/>
+                <w:sz w:val="24"/>
+                <w:szCs w:val="24"/>
+                <w:lang w:val="en-US"/>
+              </w:rPr>
+              <w:t>M</w:t>
+            </w:r>
+            <w:r>
+              <w:rPr>
+                <w:rFonts w:asciiTheme="majorBidi" w:hAnsiTheme="majorBidi" w:cstheme="majorBidi"/>
+                <w:sz w:val="24"/>
+                <w:szCs w:val="24"/>
+                <w:lang w:val="en-US"/>
+              </w:rPr>
+              <w:t>oderate</w:t>
+            </w:r>
+          </w:p>
+        </w:tc>
+      </w:tr>
+      <w:tr>
+        <w:tc>
+          <w:tcPr>
+            <w:tcW w:w="1705" w:type="dxa"/>
+          </w:tcPr>
+          <w:p>
+            <w:pPr>
+              <w:rPr>
+                <w:rFonts w:asciiTheme="majorBidi" w:hAnsiTheme="majorBidi" w:cstheme="majorBidi"/>
+                <w:b/>
+                <w:bCs/>
+                <w:sz w:val="24"/>
+                <w:szCs w:val="24"/>
+                <w:lang w:val="en-US"/>
+              </w:rPr>
+            </w:pPr>
+            <w:r>
+              <w:rPr>
+                <w:rFonts w:asciiTheme="majorBidi" w:hAnsiTheme="majorBidi" w:cstheme="majorBidi"/>
+                <w:b/>
+                <w:bCs/>
+                <w:sz w:val="24"/>
+                <w:szCs w:val="24"/>
+                <w:lang w:val="en-US"/>
+              </w:rPr>
+              <w:t>Status</w:t>
+            </w:r>
+          </w:p>
+        </w:tc>
+        <w:tc>
+          <w:tcPr>
+            <w:tcW w:w="7311" w:type="dxa"/>
+          </w:tcPr>
+          <w:p>
+            <w:pPr>
+              <w:rPr>
+                <w:rFonts w:asciiTheme="majorBidi" w:hAnsiTheme="majorBidi" w:cstheme="majorBidi"/>
+                <w:sz w:val="24"/>
+                <w:szCs w:val="24"/>
+                <w:lang w:val="en-US"/>
+              </w:rPr>
+            </w:pPr>
+            <w:r>
+              <w:rPr>
+                <w:rFonts w:asciiTheme="majorBidi" w:hAnsiTheme="majorBidi" w:cstheme="majorBidi"/>
+                <w:sz w:val="24"/>
+                <w:szCs w:val="24"/>
+                <w:lang w:val="en-US"/>
+              </w:rPr>
+              <w:t>Fixed</w:t>
+            </w:r>
+          </w:p>
+        </w:tc>
+      </w:tr>
+      <w:tr>
+        <w:tc>
+          <w:tcPr>
+            <w:tcW w:w="1705" w:type="dxa"/>
+          </w:tcPr>
+          <w:p>
+            <w:pPr>
+              <w:rPr>
+                <w:rFonts w:asciiTheme="majorBidi" w:hAnsiTheme="majorBidi" w:cstheme="majorBidi"/>
+                <w:b/>
+                <w:bCs/>
+                <w:sz w:val="24"/>
+                <w:szCs w:val="24"/>
+                <w:lang w:val="en-US"/>
+              </w:rPr>
+            </w:pPr>
+            <w:r>
+              <w:rPr>
+                <w:rFonts w:asciiTheme="majorBidi" w:hAnsiTheme="majorBidi" w:cstheme="majorBidi"/>
+                <w:b/>
+                <w:bCs/>
+                <w:sz w:val="24"/>
+                <w:szCs w:val="24"/>
+                <w:lang w:val="en-US"/>
+              </w:rPr>
+              <w:lastRenderedPageBreak/>
+              <w:t>Evidence</w:t>
+            </w:r>
+          </w:p>
+        </w:tc>
+        <w:tc>
+          <w:tcPr>
+            <w:tcW w:w="7311" w:type="dxa"/>
+          </w:tcPr>
+          <w:p>
+            <w:pPr>
+              <w:rPr>
+                <w:rFonts w:asciiTheme="majorBidi" w:hAnsiTheme="majorBidi" w:cstheme="majorBidi"/>
+                <w:b/>
+                <w:bCs/>
+                <w:sz w:val="24"/>
+                <w:szCs w:val="24"/>
+                <w:lang w:val="en-US"/>
+              </w:rPr>
+            </w:pPr>
+            <w:r>
+              <w:rPr>
+                <w:rFonts w:asciiTheme="majorBidi" w:hAnsiTheme="majorBidi" w:cstheme="majorBidi"/>
+                <w:b/>
+                <w:bCs/>
+                <w:noProof/>
+                <w:sz w:val="24"/>
+                <w:szCs w:val="24"/>
+                <w:lang w:val="en-US"/>
+              </w:rPr>
+              <w:drawing>
+                <wp:inline distT="0" distB="0" distL="0" distR="0" wp14:anchorId="546C2BE0" wp14:editId="54DC00D9">
+                  <wp:extent cx="5731510" cy="4462145"/>
+                  <wp:effectExtent l="0" t="0" r="2540" b="0"/>
+                  <wp:docPr id="1030192249" name="Picture 4"/>
+                  <wp:cNvGraphicFramePr>
+                    <a:graphicFrameLocks xmlns:a="http://schemas.openxmlformats.org/drawingml/2006/main" noChangeAspect="1"/>
+                  </wp:cNvGraphicFramePr>
+                  <a:graphic xmlns:a="http://schemas.openxmlformats.org/drawingml/2006/main">
+                    <a:graphicData uri="http://schemas.openxmlformats.org/drawingml/2006/picture">
+                      <pic:pic xmlns:pic="http://schemas.openxmlformats.org/drawingml/2006/picture">
+                        <pic:nvPicPr>
+                          <pic:cNvPr id="1030192249" name="Picture 1030192249"/>
+                          <pic:cNvPicPr/>
+                        </pic:nvPicPr>
+                        <pic:blipFill>
+                          <a:blip r:embed="rId13">
+                            <a:extLst>
+                              <a:ext uri="{28A0092B-C50C-407E-A947-70E740481C1C}">
+                                <a14:useLocalDpi xmlns:a14="http://schemas.microsoft.com/office/drawing/2010/main" val="0"/>
+                              </a:ext>
+                            </a:extLst>
+                          </a:blip>
+                          <a:stretch>
+                            <a:fillRect/>
+                          </a:stretch>
+                        </pic:blipFill>
+                        <pic:spPr>
+                          <a:xfrm>
+                            <a:off x="0" y="0"/>
+                            <a:ext cx="5731510" cy="4462145"/>
+                          </a:xfrm>
+                          <a:prstGeom prst="rect">
+                            <a:avLst/>
+                          </a:prstGeom>
+                        </pic:spPr>
+                      </pic:pic>
+                    </a:graphicData>
+                  </a:graphic>
+                </wp:inline>
+              </w:drawing>
+            </w:r>
+          </w:p>
+        </w:tc>
+      </w:tr>
+    </w:tbl>
+    <w:p>
+      <w:pPr>
+        <w:pBdr>
+          <w:bottom w:val="single" w:sz="6" w:space="1" w:color="auto"/>
+        </w:pBdr>
+        <w:ind w:firstLine="720"/>
+        <w:rPr>
+          <w:rFonts w:asciiTheme="majorBidi" w:hAnsiTheme="majorBidi" w:cstheme="majorBidi"/>
+          <w:b/>
+          <w:bCs/>
+          <w:sz w:val="24"/>
+          <w:szCs w:val="24"/>
+          <w:lang w:val="en-US"/>
+        </w:rPr>
+      </w:pPr>
+    </w:p>
+    <w:tbl>
+      <w:tblPr>
+        <w:tblStyle w:val="TableGrid"/>
+        <w:tblW w:w="0" w:type="auto"/>
+        <w:tblLayout w:type="fixed"/>
+        <w:tblLook w:val="04A0" w:firstRow="1" w:lastRow="0" w:firstColumn="1" w:lastColumn="0" w:noHBand="0" w:noVBand="1"/>
+      </w:tblPr>
+      <w:tblGrid>
+        <w:gridCol w:w="1705"/>
+        <w:gridCol w:w="7311"/>
+      </w:tblGrid>
+      <w:tr>
+        <w:tc>
+          <w:tcPr>
+            <w:tcW w:w="1705" w:type="dxa"/>
+          </w:tcPr>
+          <w:p>
+            <w:pPr>
+              <w:rPr>
+                <w:rFonts w:asciiTheme="majorBidi" w:hAnsiTheme="majorBidi" w:cstheme="majorBidi"/>
+                <w:b/>
+                <w:bCs/>
+                <w:sz w:val="24"/>
+                <w:szCs w:val="24"/>
+                <w:lang w:val="en-US"/>
+              </w:rPr>
+            </w:pPr>
+            <w:r>
+              <w:rPr>
+                <w:rFonts w:asciiTheme="majorBidi" w:hAnsiTheme="majorBidi" w:cstheme="majorBidi"/>
+                <w:b/>
+                <w:bCs/>
+                <w:sz w:val="24"/>
+                <w:szCs w:val="24"/>
+                <w:lang w:val="en-US"/>
+              </w:rPr>
+              <w:t>Bug Id</w:t>
+            </w:r>
+          </w:p>
+        </w:tc>
+        <w:tc>
+          <w:tcPr>
+            <w:tcW w:w="7311" w:type="dxa"/>
+          </w:tcPr>
+          <w:p>
+            <w:pPr>
+              <w:rPr>
+                <w:rFonts w:asciiTheme="majorBidi" w:hAnsiTheme="majorBidi" w:cstheme="majorBidi"/>
+                <w:b/>
+                <w:bCs/>
+                <w:sz w:val="24"/>
+                <w:szCs w:val="24"/>
+                <w:lang w:val="en-US"/>
+              </w:rPr>
+            </w:pPr>
+            <w:r>
+              <w:rPr>
+                <w:rFonts w:asciiTheme="majorBidi" w:hAnsiTheme="majorBidi" w:cstheme="majorBidi"/>
+                <w:b/>
+                <w:bCs/>
+                <w:sz w:val="24"/>
+                <w:szCs w:val="24"/>
+                <w:lang w:val="en-US"/>
+              </w:rPr>
+              <w:t>BUG-0</w:t>
+            </w:r>
+            <w:r>
+              <w:rPr>
+                <w:rFonts w:asciiTheme="majorBidi" w:hAnsiTheme="majorBidi" w:cstheme="majorBidi"/>
+                <w:b/>
+                <w:bCs/>
+                <w:sz w:val="24"/>
+                <w:szCs w:val="24"/>
+                <w:lang w:val="en-US"/>
+              </w:rPr>
+              <w:t>12</w:t>
+            </w:r>
+          </w:p>
+        </w:tc>
+      </w:tr>
+      <w:tr>
+        <w:tc>
+          <w:tcPr>
+            <w:tcW w:w="1705" w:type="dxa"/>
+          </w:tcPr>
+          <w:p>
+            <w:pPr>
+              <w:rPr>
+                <w:rFonts w:asciiTheme="majorBidi" w:hAnsiTheme="majorBidi" w:cstheme="majorBidi"/>
+                <w:b/>
+                <w:bCs/>
+                <w:sz w:val="24"/>
+                <w:szCs w:val="24"/>
+                <w:lang w:val="en-US"/>
+              </w:rPr>
+            </w:pPr>
+            <w:r>
+              <w:rPr>
+                <w:rFonts w:asciiTheme="majorBidi" w:hAnsiTheme="majorBidi" w:cstheme="majorBidi"/>
+                <w:b/>
+                <w:bCs/>
+                <w:sz w:val="24"/>
+                <w:szCs w:val="24"/>
+                <w:lang w:val="en-US"/>
+              </w:rPr>
+              <w:t>Title</w:t>
+            </w:r>
+          </w:p>
+        </w:tc>
+        <w:tc>
+          <w:tcPr>
+            <w:tcW w:w="7311" w:type="dxa"/>
+          </w:tcPr>
+          <w:p>
+            <w:pPr>
+              <w:rPr>
+                <w:rFonts w:asciiTheme="majorBidi" w:hAnsiTheme="majorBidi" w:cstheme="majorBidi"/>
+                <w:sz w:val="24"/>
+                <w:szCs w:val="24"/>
+                <w:lang w:val="en-US"/>
+              </w:rPr>
+            </w:pPr>
+            <w:r>
+              <w:rPr>
+                <w:rFonts w:asciiTheme="majorBidi" w:hAnsiTheme="majorBidi" w:cstheme="majorBidi"/>
+                <w:sz w:val="24"/>
+                <w:szCs w:val="24"/>
+                <w:lang w:val="en-US"/>
+              </w:rPr>
+              <w:t>Invalid Text Accepted in Create Text Question Form</w:t>
+            </w:r>
+          </w:p>
+        </w:tc>
+      </w:tr>
+      <w:tr>
+        <w:tc>
+          <w:tcPr>
+            <w:tcW w:w="1705" w:type="dxa"/>
+          </w:tcPr>
+          <w:p>
+            <w:pPr>
+              <w:rPr>
+                <w:rFonts w:asciiTheme="majorBidi" w:hAnsiTheme="majorBidi" w:cstheme="majorBidi"/>
+                <w:b/>
+                <w:bCs/>
+                <w:sz w:val="24"/>
+                <w:szCs w:val="24"/>
+                <w:lang w:val="en-US"/>
+              </w:rPr>
+            </w:pPr>
+            <w:r>
+              <w:rPr>
+                <w:rFonts w:asciiTheme="majorBidi" w:hAnsiTheme="majorBidi" w:cstheme="majorBidi"/>
+                <w:b/>
+                <w:bCs/>
+                <w:sz w:val="24"/>
+                <w:szCs w:val="24"/>
+                <w:lang w:val="en-US"/>
+              </w:rPr>
+              <w:t>Priority</w:t>
+            </w:r>
+          </w:p>
+        </w:tc>
+        <w:tc>
+          <w:tcPr>
+            <w:tcW w:w="7311" w:type="dxa"/>
+          </w:tcPr>
+          <w:p>
+            <w:pPr>
+              <w:rPr>
+                <w:rFonts w:asciiTheme="majorBidi" w:hAnsiTheme="majorBidi" w:cstheme="majorBidi"/>
+                <w:sz w:val="24"/>
+                <w:szCs w:val="24"/>
+                <w:lang w:val="en-US"/>
+              </w:rPr>
+            </w:pPr>
+            <w:r>
+              <w:rPr>
+                <w:rFonts w:asciiTheme="majorBidi" w:hAnsiTheme="majorBidi" w:cstheme="majorBidi"/>
+                <w:sz w:val="24"/>
+                <w:szCs w:val="24"/>
+                <w:lang w:val="en-US"/>
+              </w:rPr>
+              <w:t>High</w:t>
+            </w:r>
+          </w:p>
+        </w:tc>
+      </w:tr>
+      <w:tr>
+        <w:tc>
+          <w:tcPr>
+            <w:tcW w:w="1705" w:type="dxa"/>
+          </w:tcPr>
+          <w:p>
+            <w:pPr>
+              <w:rPr>
+                <w:rFonts w:asciiTheme="majorBidi" w:hAnsiTheme="majorBidi" w:cstheme="majorBidi"/>
+                <w:b/>
+                <w:bCs/>
+                <w:sz w:val="24"/>
+                <w:szCs w:val="24"/>
+                <w:lang w:val="en-US"/>
+              </w:rPr>
+            </w:pPr>
+            <w:r>
+              <w:rPr>
+                <w:rFonts w:asciiTheme="majorBidi" w:hAnsiTheme="majorBidi" w:cstheme="majorBidi"/>
+                <w:b/>
+                <w:bCs/>
+                <w:sz w:val="24"/>
+                <w:szCs w:val="24"/>
+                <w:lang w:val="en-US"/>
+              </w:rPr>
+              <w:t>Severity</w:t>
+            </w:r>
+          </w:p>
+        </w:tc>
+        <w:tc>
+          <w:tcPr>
+            <w:tcW w:w="7311" w:type="dxa"/>
+          </w:tcPr>
+          <w:p>
+            <w:pPr>
+              <w:rPr>
+                <w:rFonts w:asciiTheme="majorBidi" w:hAnsiTheme="majorBidi" w:cstheme="majorBidi"/>
+                <w:sz w:val="24"/>
+                <w:szCs w:val="24"/>
+                <w:lang w:val="en-US"/>
+              </w:rPr>
+            </w:pPr>
+            <w:r>
+              <w:rPr>
+                <w:rFonts w:asciiTheme="majorBidi" w:hAnsiTheme="majorBidi" w:cstheme="majorBidi"/>
+                <w:sz w:val="24"/>
+                <w:szCs w:val="24"/>
+                <w:lang w:val="en-US"/>
+              </w:rPr>
+              <w:t>M</w:t>
+            </w:r>
+            <w:r>
+              <w:rPr>
+                <w:rFonts w:asciiTheme="majorBidi" w:hAnsiTheme="majorBidi" w:cstheme="majorBidi"/>
+                <w:sz w:val="24"/>
+                <w:szCs w:val="24"/>
+                <w:lang w:val="en-US"/>
+              </w:rPr>
+              <w:t>oderate</w:t>
+            </w:r>
+          </w:p>
+        </w:tc>
+      </w:tr>
+      <w:tr>
+        <w:tc>
+          <w:tcPr>
+            <w:tcW w:w="1705" w:type="dxa"/>
+          </w:tcPr>
+          <w:p>
+            <w:pPr>
+              <w:rPr>
+                <w:rFonts w:asciiTheme="majorBidi" w:hAnsiTheme="majorBidi" w:cstheme="majorBidi"/>
+                <w:b/>
+                <w:bCs/>
+                <w:sz w:val="24"/>
+                <w:szCs w:val="24"/>
+                <w:lang w:val="en-US"/>
+              </w:rPr>
+            </w:pPr>
+            <w:r>
+              <w:rPr>
+                <w:rFonts w:asciiTheme="majorBidi" w:hAnsiTheme="majorBidi" w:cstheme="majorBidi"/>
+                <w:b/>
+                <w:bCs/>
+                <w:sz w:val="24"/>
+                <w:szCs w:val="24"/>
+                <w:lang w:val="en-US"/>
+              </w:rPr>
+              <w:t>Status</w:t>
+            </w:r>
+          </w:p>
+        </w:tc>
+        <w:tc>
+          <w:tcPr>
+            <w:tcW w:w="7311" w:type="dxa"/>
+          </w:tcPr>
+          <w:p>
+            <w:pPr>
+              <w:rPr>
+                <w:rFonts w:asciiTheme="majorBidi" w:hAnsiTheme="majorBidi" w:cstheme="majorBidi"/>
+                <w:sz w:val="24"/>
+                <w:szCs w:val="24"/>
+                <w:lang w:val="en-US"/>
+              </w:rPr>
+            </w:pPr>
+            <w:r>
+              <w:rPr>
+                <w:rFonts w:asciiTheme="majorBidi" w:hAnsiTheme="majorBidi" w:cstheme="majorBidi"/>
+                <w:sz w:val="24"/>
+                <w:szCs w:val="24"/>
+                <w:lang w:val="en-US"/>
+              </w:rPr>
+              <w:t>Fixed</w:t>
+            </w:r>
+          </w:p>
+        </w:tc>
+      </w:tr>
+      <w:tr>
+        <w:tc>
+          <w:tcPr>
+            <w:tcW w:w="1705" w:type="dxa"/>
+          </w:tcPr>
+          <w:p>
+            <w:pPr>
+              <w:rPr>
+                <w:rFonts w:asciiTheme="majorBidi" w:hAnsiTheme="majorBidi" w:cstheme="majorBidi"/>
+                <w:b/>
+                <w:bCs/>
+                <w:sz w:val="24"/>
+                <w:szCs w:val="24"/>
+                <w:lang w:val="en-US"/>
+              </w:rPr>
+            </w:pPr>
+            <w:r>
+              <w:rPr>
+                <w:rFonts w:asciiTheme="majorBidi" w:hAnsiTheme="majorBidi" w:cstheme="majorBidi"/>
+                <w:b/>
+                <w:bCs/>
+                <w:sz w:val="24"/>
+                <w:szCs w:val="24"/>
+                <w:lang w:val="en-US"/>
+              </w:rPr>
+              <w:lastRenderedPageBreak/>
+              <w:t>Evidence</w:t>
+            </w:r>
+          </w:p>
+        </w:tc>
+        <w:tc>
+          <w:tcPr>
+            <w:tcW w:w="7311" w:type="dxa"/>
+          </w:tcPr>
+          <w:p>
+            <w:pPr>
+              <w:rPr>
+                <w:rFonts w:asciiTheme="majorBidi" w:hAnsiTheme="majorBidi" w:cstheme="majorBidi"/>
+                <w:b/>
+                <w:bCs/>
+                <w:sz w:val="24"/>
+                <w:szCs w:val="24"/>
+                <w:lang w:val="en-US"/>
+              </w:rPr>
+            </w:pPr>
+            <w:r>
+              <w:rPr>
+                <w:rFonts w:asciiTheme="majorBidi" w:hAnsiTheme="majorBidi" w:cstheme="majorBidi"/>
+                <w:b/>
+                <w:bCs/>
+                <w:noProof/>
+                <w:sz w:val="24"/>
+                <w:szCs w:val="24"/>
+                <w:lang w:val="en-US"/>
+              </w:rPr>
+              <w:drawing>
+                <wp:inline distT="0" distB="0" distL="0" distR="0" wp14:anchorId="4630FA5E" wp14:editId="6001D16C">
+                  <wp:extent cx="5731510" cy="4204970"/>
+                  <wp:effectExtent l="0" t="0" r="2540" b="5080"/>
+                  <wp:docPr id="1714429325" name="Picture 5"/>
+                  <wp:cNvGraphicFramePr>
+                    <a:graphicFrameLocks xmlns:a="http://schemas.openxmlformats.org/drawingml/2006/main" noChangeAspect="1"/>
+                  </wp:cNvGraphicFramePr>
+                  <a:graphic xmlns:a="http://schemas.openxmlformats.org/drawingml/2006/main">
+                    <a:graphicData uri="http://schemas.openxmlformats.org/drawingml/2006/picture">
+                      <pic:pic xmlns:pic="http://schemas.openxmlformats.org/drawingml/2006/picture">
+                        <pic:nvPicPr>
+                          <pic:cNvPr id="1714429325" name="Picture 1714429325"/>
+                          <pic:cNvPicPr/>
+                        </pic:nvPicPr>
+                        <pic:blipFill>
+                          <a:blip r:embed="rId14">
+                            <a:extLst>
+                              <a:ext uri="{28A0092B-C50C-407E-A947-70E740481C1C}">
+                                <a14:useLocalDpi xmlns:a14="http://schemas.microsoft.com/office/drawing/2010/main" val="0"/>
+                              </a:ext>
+                            </a:extLst>
+                          </a:blip>
+                          <a:stretch>
+                            <a:fillRect/>
+                          </a:stretch>
+                        </pic:blipFill>
+                        <pic:spPr>
+                          <a:xfrm>
+                            <a:off x="0" y="0"/>
+                            <a:ext cx="5731510" cy="4204970"/>
+                          </a:xfrm>
+                          <a:prstGeom prst="rect">
+                            <a:avLst/>
+                          </a:prstGeom>
+                        </pic:spPr>
+                      </pic:pic>
+                    </a:graphicData>
+                  </a:graphic>
+                </wp:inline>
+              </w:drawing>
+            </w:r>
+          </w:p>
+        </w:tc>
+      </w:tr>
+    </w:tbl>
+    <w:p>
+      <w:pPr>
+        <w:pBdr>
+          <w:bottom w:val="single" w:sz="6" w:space="1" w:color="auto"/>
+        </w:pBdr>
+        <w:ind w:firstLine="720"/>
+        <w:rPr>
+          <w:rFonts w:asciiTheme="majorBidi" w:hAnsiTheme="majorBidi" w:cstheme="majorBidi"/>
+          <w:b/>
+          <w:bCs/>
+          <w:sz w:val="24"/>
+          <w:szCs w:val="24"/>
+          <w:lang w:val="en-US"/>
+        </w:rPr>
+      </w:pPr>
+    </w:p>
+    <w:tbl>
+      <w:tblPr>
+        <w:tblStyle w:val="TableGrid"/>
+        <w:tblW w:w="0" w:type="auto"/>
+        <w:tblLayout w:type="fixed"/>
+        <w:tblLook w:val="04A0" w:firstRow="1" w:lastRow="0" w:firstColumn="1" w:lastColumn="0" w:noHBand="0" w:noVBand="1"/>
+      </w:tblPr>
+      <w:tblGrid>
+        <w:gridCol w:w="1705"/>
+        <w:gridCol w:w="7311"/>
+      </w:tblGrid>
+      <w:tr>
+        <w:tc>
+          <w:tcPr>
+            <w:tcW w:w="1705" w:type="dxa"/>
+          </w:tcPr>
+          <w:p>
+            <w:pPr>
+              <w:rPr>
+                <w:rFonts w:asciiTheme="majorBidi" w:hAnsiTheme="majorBidi" w:cstheme="majorBidi"/>
+                <w:b/>
+                <w:bCs/>
+                <w:sz w:val="24"/>
+                <w:szCs w:val="24"/>
+                <w:lang w:val="en-US"/>
+              </w:rPr>
+            </w:pPr>
+            <w:r>
+              <w:rPr>
+                <w:rFonts w:asciiTheme="majorBidi" w:hAnsiTheme="majorBidi" w:cstheme="majorBidi"/>
+                <w:b/>
+                <w:bCs/>
+                <w:sz w:val="24"/>
+                <w:szCs w:val="24"/>
+                <w:lang w:val="en-US"/>
+              </w:rPr>
+              <w:t>Bug Id</w:t>
+            </w:r>
+          </w:p>
+        </w:tc>
+        <w:tc>
+          <w:tcPr>
+            <w:tcW w:w="7311" w:type="dxa"/>
+          </w:tcPr>
+          <w:p>
+            <w:pPr>
+              <w:rPr>
+                <w:rFonts w:asciiTheme="majorBidi" w:hAnsiTheme="majorBidi" w:cstheme="majorBidi"/>
+                <w:b/>
+                <w:bCs/>
+                <w:sz w:val="24"/>
+                <w:szCs w:val="24"/>
+                <w:lang w:val="en-US"/>
+              </w:rPr>
+            </w:pPr>
+            <w:r>
+              <w:rPr>
+                <w:rFonts w:asciiTheme="majorBidi" w:hAnsiTheme="majorBidi" w:cstheme="majorBidi"/>
+                <w:b/>
+                <w:bCs/>
+                <w:sz w:val="24"/>
+                <w:szCs w:val="24"/>
+                <w:lang w:val="en-US"/>
+              </w:rPr>
+              <w:t>BUG-0</w:t>
+            </w:r>
+            <w:r>
+              <w:rPr>
+                <w:rFonts w:asciiTheme="majorBidi" w:hAnsiTheme="majorBidi" w:cstheme="majorBidi"/>
+                <w:b/>
+                <w:bCs/>
+                <w:sz w:val="24"/>
+                <w:szCs w:val="24"/>
+                <w:lang w:val="en-US"/>
+              </w:rPr>
+              <w:t>13</w:t>
+            </w:r>
+          </w:p>
+        </w:tc>
+      </w:tr>
+      <w:tr>
+        <w:tc>
+          <w:tcPr>
+            <w:tcW w:w="1705" w:type="dxa"/>
+          </w:tcPr>
+          <w:p>
+            <w:pPr>
+              <w:rPr>
+                <w:rFonts w:asciiTheme="majorBidi" w:hAnsiTheme="majorBidi" w:cstheme="majorBidi"/>
+                <w:b/>
+                <w:bCs/>
+                <w:sz w:val="24"/>
+                <w:szCs w:val="24"/>
+                <w:lang w:val="en-US"/>
+              </w:rPr>
+            </w:pPr>
+            <w:r>
+              <w:rPr>
+                <w:rFonts w:asciiTheme="majorBidi" w:hAnsiTheme="majorBidi" w:cstheme="majorBidi"/>
+                <w:b/>
+                <w:bCs/>
+                <w:sz w:val="24"/>
+                <w:szCs w:val="24"/>
+                <w:lang w:val="en-US"/>
+              </w:rPr>
+              <w:t>Title</w:t>
+            </w:r>
+          </w:p>
+        </w:tc>
+        <w:tc>
+          <w:tcPr>
+            <w:tcW w:w="7311" w:type="dxa"/>
+          </w:tcPr>
+          <w:p>
+            <w:pPr>
+              <w:rPr>
+                <w:rFonts w:asciiTheme="majorBidi" w:hAnsiTheme="majorBidi" w:cstheme="majorBidi"/>
+                <w:sz w:val="24"/>
+                <w:szCs w:val="24"/>
+                <w:lang w:val="en-US"/>
+              </w:rPr>
+            </w:pPr>
+            <w:r>
+              <w:rPr>
+                <w:rFonts w:asciiTheme="majorBidi" w:hAnsiTheme="majorBidi" w:cstheme="majorBidi"/>
+                <w:sz w:val="24"/>
+                <w:szCs w:val="24"/>
+                <w:lang w:val="en-US"/>
+              </w:rPr>
+              <w:t>Invalid Text Accepted in Create Slider Question Form</w:t>
+            </w:r>
+          </w:p>
+        </w:tc>
+      </w:tr>
+      <w:tr>
+        <w:tc>
+          <w:tcPr>
+            <w:tcW w:w="1705" w:type="dxa"/>
+          </w:tcPr>
+          <w:p>
+            <w:pPr>
+              <w:rPr>
+                <w:rFonts w:asciiTheme="majorBidi" w:hAnsiTheme="majorBidi" w:cstheme="majorBidi"/>
+                <w:b/>
+                <w:bCs/>
+                <w:sz w:val="24"/>
+                <w:szCs w:val="24"/>
+                <w:lang w:val="en-US"/>
+              </w:rPr>
+            </w:pPr>
+            <w:r>
+              <w:rPr>
+                <w:rFonts w:asciiTheme="majorBidi" w:hAnsiTheme="majorBidi" w:cstheme="majorBidi"/>
+                <w:b/>
+                <w:bCs/>
+                <w:sz w:val="24"/>
+                <w:szCs w:val="24"/>
+                <w:lang w:val="en-US"/>
+              </w:rPr>
+              <w:t>Priority</w:t>
+            </w:r>
+          </w:p>
+        </w:tc>
+        <w:tc>
+          <w:tcPr>
+            <w:tcW w:w="7311" w:type="dxa"/>
+          </w:tcPr>
+          <w:p>
+            <w:pPr>
+              <w:rPr>
+                <w:rFonts w:asciiTheme="majorBidi" w:hAnsiTheme="majorBidi" w:cstheme="majorBidi"/>
+                <w:sz w:val="24"/>
+                <w:szCs w:val="24"/>
+                <w:lang w:val="en-US"/>
+              </w:rPr>
+            </w:pPr>
+            <w:r>
+              <w:rPr>
+                <w:rFonts w:asciiTheme="majorBidi" w:hAnsiTheme="majorBidi" w:cstheme="majorBidi"/>
+                <w:sz w:val="24"/>
+                <w:szCs w:val="24"/>
+                <w:lang w:val="en-US"/>
+              </w:rPr>
+              <w:t>High</w:t>
+            </w:r>
+          </w:p>
+        </w:tc>
+      </w:tr>
+      <w:tr>
+        <w:tc>
+          <w:tcPr>
+            <w:tcW w:w="1705" w:type="dxa"/>
+          </w:tcPr>
+          <w:p>
+            <w:pPr>
+              <w:rPr>
+                <w:rFonts w:asciiTheme="majorBidi" w:hAnsiTheme="majorBidi" w:cstheme="majorBidi"/>
+                <w:b/>
+                <w:bCs/>
+                <w:sz w:val="24"/>
+                <w:szCs w:val="24"/>
+                <w:lang w:val="en-US"/>
+              </w:rPr>
+            </w:pPr>
+            <w:r>
+              <w:rPr>
+                <w:rFonts w:asciiTheme="majorBidi" w:hAnsiTheme="majorBidi" w:cstheme="majorBidi"/>
+                <w:b/>
+                <w:bCs/>
+                <w:sz w:val="24"/>
+                <w:szCs w:val="24"/>
+                <w:lang w:val="en-US"/>
+              </w:rPr>
+              <w:t>Severity</w:t>
+            </w:r>
+          </w:p>
+        </w:tc>
+        <w:tc>
+          <w:tcPr>
+            <w:tcW w:w="7311" w:type="dxa"/>
+          </w:tcPr>
+          <w:p>
+            <w:pPr>
+              <w:rPr>
+                <w:rFonts w:asciiTheme="majorBidi" w:hAnsiTheme="majorBidi" w:cstheme="majorBidi"/>
+                <w:sz w:val="24"/>
+                <w:szCs w:val="24"/>
+                <w:lang w:val="en-US"/>
+              </w:rPr>
+            </w:pPr>
+            <w:r>
+              <w:rPr>
+                <w:rFonts w:asciiTheme="majorBidi" w:hAnsiTheme="majorBidi" w:cstheme="majorBidi"/>
+                <w:sz w:val="24"/>
+                <w:szCs w:val="24"/>
+                <w:lang w:val="en-US"/>
+              </w:rPr>
+              <w:t>M</w:t>
+            </w:r>
+            <w:r>
+              <w:rPr>
+                <w:rFonts w:asciiTheme="majorBidi" w:hAnsiTheme="majorBidi" w:cstheme="majorBidi"/>
+                <w:sz w:val="24"/>
+                <w:szCs w:val="24"/>
+                <w:lang w:val="en-US"/>
+              </w:rPr>
+              <w:t>oderate</w:t>
+            </w:r>
+          </w:p>
+        </w:tc>
+      </w:tr>
+      <w:tr>
+        <w:tc>
+          <w:tcPr>
+            <w:tcW w:w="1705" w:type="dxa"/>
+          </w:tcPr>
+          <w:p>
+            <w:pPr>
+              <w:rPr>
+                <w:rFonts w:asciiTheme="majorBidi" w:hAnsiTheme="majorBidi" w:cstheme="majorBidi"/>
+                <w:b/>
+                <w:bCs/>
+                <w:sz w:val="24"/>
+                <w:szCs w:val="24"/>
+                <w:lang w:val="en-US"/>
+              </w:rPr>
+            </w:pPr>
+            <w:r>
+              <w:rPr>
+                <w:rFonts w:asciiTheme="majorBidi" w:hAnsiTheme="majorBidi" w:cstheme="majorBidi"/>
+                <w:b/>
+                <w:bCs/>
+                <w:sz w:val="24"/>
+                <w:szCs w:val="24"/>
+                <w:lang w:val="en-US"/>
+              </w:rPr>
+              <w:t>Status</w:t>
+            </w:r>
+          </w:p>
+        </w:tc>
+        <w:tc>
+          <w:tcPr>
+            <w:tcW w:w="7311" w:type="dxa"/>
+          </w:tcPr>
+          <w:p>
+            <w:pPr>
+              <w:rPr>
+                <w:rFonts w:asciiTheme="majorBidi" w:hAnsiTheme="majorBidi" w:cstheme="majorBidi"/>
+                <w:sz w:val="24"/>
+                <w:szCs w:val="24"/>
+                <w:lang w:val="en-US"/>
+              </w:rPr>
+            </w:pPr>
+            <w:r>
+              <w:rPr>
+                <w:rFonts w:asciiTheme="majorBidi" w:hAnsiTheme="majorBidi" w:cstheme="majorBidi"/>
+                <w:sz w:val="24"/>
+                <w:szCs w:val="24"/>
+                <w:lang w:val="en-US"/>
+              </w:rPr>
+              <w:t>Fixed</w:t>
+            </w:r>
+          </w:p>
+        </w:tc>
+      </w:tr>
+      <w:tr>
+        <w:tc>
+          <w:tcPr>
+            <w:tcW w:w="1705" w:type="dxa"/>
+          </w:tcPr>
+          <w:p>
+            <w:pPr>
+              <w:rPr>
+                <w:rFonts w:asciiTheme="majorBidi" w:hAnsiTheme="majorBidi" w:cstheme="majorBidi"/>
+                <w:b/>
+                <w:bCs/>
+                <w:sz w:val="24"/>
+                <w:szCs w:val="24"/>
+                <w:lang w:val="en-US"/>
+              </w:rPr>
+            </w:pPr>
+            <w:r>
+              <w:rPr>
+                <w:rFonts w:asciiTheme="majorBidi" w:hAnsiTheme="majorBidi" w:cstheme="majorBidi"/>
+                <w:b/>
+                <w:bCs/>
+                <w:sz w:val="24"/>
+                <w:szCs w:val="24"/>
+                <w:lang w:val="en-US"/>
+              </w:rPr>
+              <w:lastRenderedPageBreak/>
+              <w:t>Evidence</w:t>
+            </w:r>
+          </w:p>
+        </w:tc>
+        <w:tc>
+          <w:tcPr>
+            <w:tcW w:w="7311" w:type="dxa"/>
+          </w:tcPr>
+          <w:p>
+            <w:pPr>
+              <w:rPr>
+                <w:rFonts w:asciiTheme="majorBidi" w:hAnsiTheme="majorBidi" w:cstheme="majorBidi"/>
+                <w:b/>
+                <w:bCs/>
+                <w:sz w:val="24"/>
+                <w:szCs w:val="24"/>
+                <w:lang w:val="en-US"/>
+              </w:rPr>
+            </w:pPr>
+            <w:r>
+              <w:rPr>
+                <w:rFonts w:asciiTheme="majorBidi" w:hAnsiTheme="majorBidi" w:cstheme="majorBidi"/>
+                <w:b/>
+                <w:bCs/>
+                <w:noProof/>
+                <w:sz w:val="24"/>
+                <w:szCs w:val="24"/>
+                <w:lang w:val="en-US"/>
+              </w:rPr>
+              <w:drawing>
+                <wp:inline distT="0" distB="0" distL="0" distR="0" wp14:anchorId="553AEE6B" wp14:editId="50D97076">
+                  <wp:extent cx="5731510" cy="4712970"/>
+                  <wp:effectExtent l="0" t="0" r="2540" b="0"/>
+                  <wp:docPr id="183830651" name="Picture 6"/>
+                  <wp:cNvGraphicFramePr>
+                    <a:graphicFrameLocks xmlns:a="http://schemas.openxmlformats.org/drawingml/2006/main" noChangeAspect="1"/>
+                  </wp:cNvGraphicFramePr>
+                  <a:graphic xmlns:a="http://schemas.openxmlformats.org/drawingml/2006/main">
+                    <a:graphicData uri="http://schemas.openxmlformats.org/drawingml/2006/picture">
+                      <pic:pic xmlns:pic="http://schemas.openxmlformats.org/drawingml/2006/picture">
+                        <pic:nvPicPr>
+                          <pic:cNvPr id="183830651" name="Picture 183830651"/>
+                          <pic:cNvPicPr/>
+                        </pic:nvPicPr>
+                        <pic:blipFill>
+                          <a:blip r:embed="rId15">
+                            <a:extLst>
+                              <a:ext uri="{28A0092B-C50C-407E-A947-70E740481C1C}">
+                                <a14:useLocalDpi xmlns:a14="http://schemas.microsoft.com/office/drawing/2010/main" val="0"/>
+                              </a:ext>
+                            </a:extLst>
+                          </a:blip>
+                          <a:stretch>
+                            <a:fillRect/>
+                          </a:stretch>
+                        </pic:blipFill>
+                        <pic:spPr>
+                          <a:xfrm>
+                            <a:off x="0" y="0"/>
+                            <a:ext cx="5731510" cy="4712970"/>
+                          </a:xfrm>
+                          <a:prstGeom prst="rect">
+                            <a:avLst/>
+                          </a:prstGeom>
+                        </pic:spPr>
+                      </pic:pic>
+                    </a:graphicData>
+                  </a:graphic>
+                </wp:inline>
+              </w:drawing>
+            </w:r>
+          </w:p>
+        </w:tc>
+      </w:tr>
+    </w:tbl>
+    <w:p>
+      <w:pPr>
+        <w:pBdr>
+          <w:bottom w:val="single" w:sz="6" w:space="1" w:color="auto"/>
+        </w:pBdr>
+        <w:ind w:firstLine="720"/>
+        <w:rPr>
+          <w:rFonts w:asciiTheme="majorBidi" w:hAnsiTheme="majorBidi" w:cstheme="majorBidi"/>
+          <w:b/>
+          <w:bCs/>
+          <w:sz w:val="24"/>
+          <w:szCs w:val="24"/>
+          <w:lang w:val="en-US"/>
+        </w:rPr>
+      </w:pPr>
+    </w:p>
+    <w:tbl>
+      <w:tblPr>
+        <w:tblStyle w:val="TableGrid"/>
+        <w:tblW w:w="0" w:type="auto"/>
+        <w:tblLayout w:type="fixed"/>
+        <w:tblLook w:val="04A0" w:firstRow="1" w:lastRow="0" w:firstColumn="1" w:lastColumn="0" w:noHBand="0" w:noVBand="1"/>
+      </w:tblPr>
+      <w:tblGrid>
+        <w:gridCol w:w="1705"/>
+        <w:gridCol w:w="7311"/>
+      </w:tblGrid>
+      <w:tr>
+        <w:tc>
+          <w:tcPr>
+            <w:tcW w:w="1705" w:type="dxa"/>
+          </w:tcPr>
+          <w:p>
+            <w:pPr>
+              <w:rPr>
+                <w:rFonts w:asciiTheme="majorBidi" w:hAnsiTheme="majorBidi" w:cstheme="majorBidi"/>
+                <w:b/>
+                <w:bCs/>
+                <w:sz w:val="24"/>
+                <w:szCs w:val="24"/>
+                <w:lang w:val="en-US"/>
+              </w:rPr>
+            </w:pPr>
+            <w:r>
+              <w:rPr>
+                <w:rFonts w:asciiTheme="majorBidi" w:hAnsiTheme="majorBidi" w:cstheme="majorBidi"/>
+                <w:b/>
+                <w:bCs/>
+                <w:sz w:val="24"/>
+                <w:szCs w:val="24"/>
+                <w:lang w:val="en-US"/>
+              </w:rPr>
+              <w:t>Bug Id</w:t>
+            </w:r>
+          </w:p>
+        </w:tc>
+        <w:tc>
+          <w:tcPr>
+            <w:tcW w:w="7311" w:type="dxa"/>
+          </w:tcPr>
+          <w:p>
+            <w:pPr>
+              <w:rPr>
+                <w:rFonts w:asciiTheme="majorBidi" w:hAnsiTheme="majorBidi" w:cstheme="majorBidi"/>
+                <w:b/>
+                <w:bCs/>
+                <w:sz w:val="24"/>
+                <w:szCs w:val="24"/>
+                <w:lang w:val="en-US"/>
+              </w:rPr>
+            </w:pPr>
+            <w:r>
+              <w:rPr>
+                <w:rFonts w:asciiTheme="majorBidi" w:hAnsiTheme="majorBidi" w:cstheme="majorBidi"/>
+                <w:b/>
+                <w:bCs/>
+                <w:sz w:val="24"/>
+                <w:szCs w:val="24"/>
+                <w:lang w:val="en-US"/>
+              </w:rPr>
+              <w:t>BUG-0</w:t>
+            </w:r>
+            <w:r>
+              <w:rPr>
+                <w:rFonts w:asciiTheme="majorBidi" w:hAnsiTheme="majorBidi" w:cstheme="majorBidi"/>
+                <w:b/>
+                <w:bCs/>
+                <w:sz w:val="24"/>
+                <w:szCs w:val="24"/>
+                <w:lang w:val="en-US"/>
+              </w:rPr>
+              <w:t>14</w:t>
+            </w:r>
+          </w:p>
+        </w:tc>
+      </w:tr>
+      <w:tr>
+        <w:tc>
+          <w:tcPr>
+            <w:tcW w:w="1705" w:type="dxa"/>
+          </w:tcPr>
+          <w:p>
+            <w:pPr>
+              <w:rPr>
+                <w:rFonts w:asciiTheme="majorBidi" w:hAnsiTheme="majorBidi" w:cstheme="majorBidi"/>
+                <w:b/>
+                <w:bCs/>
+                <w:sz w:val="24"/>
+                <w:szCs w:val="24"/>
+                <w:lang w:val="en-US"/>
+              </w:rPr>
+            </w:pPr>
+            <w:r>
+              <w:rPr>
+                <w:rFonts w:asciiTheme="majorBidi" w:hAnsiTheme="majorBidi" w:cstheme="majorBidi"/>
+                <w:b/>
+                <w:bCs/>
+                <w:sz w:val="24"/>
+                <w:szCs w:val="24"/>
+                <w:lang w:val="en-US"/>
+              </w:rPr>
+              <w:t>Title</w:t>
+            </w:r>
+          </w:p>
+        </w:tc>
+        <w:tc>
+          <w:tcPr>
+            <w:tcW w:w="7311" w:type="dxa"/>
+          </w:tcPr>
+          <w:p>
+            <w:pPr>
+              <w:rPr>
+                <w:rFonts w:asciiTheme="majorBidi" w:hAnsiTheme="majorBidi" w:cstheme="majorBidi"/>
+                <w:sz w:val="24"/>
+                <w:szCs w:val="24"/>
+                <w:lang w:val="en-US"/>
+              </w:rPr>
+            </w:pPr>
+            <w:r>
+              <w:rPr>
+                <w:rFonts w:asciiTheme="majorBidi" w:hAnsiTheme="majorBidi" w:cstheme="majorBidi"/>
+                <w:sz w:val="24"/>
+                <w:szCs w:val="24"/>
+                <w:lang w:val="en-US"/>
+              </w:rPr>
+              <w:t>Invalid Text Accepted in Create Likert Question Form</w:t>
+            </w:r>
+          </w:p>
+        </w:tc>
+      </w:tr>
+      <w:tr>
+        <w:tc>
+          <w:tcPr>
+            <w:tcW w:w="1705" w:type="dxa"/>
+          </w:tcPr>
+          <w:p>
+            <w:pPr>
+              <w:rPr>
+                <w:rFonts w:asciiTheme="majorBidi" w:hAnsiTheme="majorBidi" w:cstheme="majorBidi"/>
+                <w:b/>
+                <w:bCs/>
+                <w:sz w:val="24"/>
+                <w:szCs w:val="24"/>
+                <w:lang w:val="en-US"/>
+              </w:rPr>
+            </w:pPr>
+            <w:r>
+              <w:rPr>
+                <w:rFonts w:asciiTheme="majorBidi" w:hAnsiTheme="majorBidi" w:cstheme="majorBidi"/>
+                <w:b/>
+                <w:bCs/>
+                <w:sz w:val="24"/>
+                <w:szCs w:val="24"/>
+                <w:lang w:val="en-US"/>
+              </w:rPr>
+              <w:t>Priority</w:t>
+            </w:r>
+          </w:p>
+        </w:tc>
+        <w:tc>
+          <w:tcPr>
+            <w:tcW w:w="7311" w:type="dxa"/>
+          </w:tcPr>
+          <w:p>
+            <w:pPr>
+              <w:rPr>
+                <w:rFonts w:asciiTheme="majorBidi" w:hAnsiTheme="majorBidi" w:cstheme="majorBidi"/>
+                <w:sz w:val="24"/>
+                <w:szCs w:val="24"/>
+                <w:lang w:val="en-US"/>
+              </w:rPr>
+            </w:pPr>
+            <w:r>
+              <w:rPr>
+                <w:rFonts w:asciiTheme="majorBidi" w:hAnsiTheme="majorBidi" w:cstheme="majorBidi"/>
+                <w:sz w:val="24"/>
+                <w:szCs w:val="24"/>
+                <w:lang w:val="en-US"/>
+              </w:rPr>
+              <w:t>High</w:t>
+            </w:r>
+          </w:p>
+        </w:tc>
+      </w:tr>
+      <w:tr>
+        <w:tc>
+          <w:tcPr>
+            <w:tcW w:w="1705" w:type="dxa"/>
+          </w:tcPr>
+          <w:p>
+            <w:pPr>
+              <w:rPr>
+                <w:rFonts w:asciiTheme="majorBidi" w:hAnsiTheme="majorBidi" w:cstheme="majorBidi"/>
+                <w:b/>
+                <w:bCs/>
+                <w:sz w:val="24"/>
+                <w:szCs w:val="24"/>
+                <w:lang w:val="en-US"/>
+              </w:rPr>
+            </w:pPr>
+            <w:r>
+              <w:rPr>
+                <w:rFonts w:asciiTheme="majorBidi" w:hAnsiTheme="majorBidi" w:cstheme="majorBidi"/>
+                <w:b/>
+                <w:bCs/>
+                <w:sz w:val="24"/>
+                <w:szCs w:val="24"/>
+                <w:lang w:val="en-US"/>
+              </w:rPr>
+              <w:t>Severity</w:t>
+            </w:r>
+          </w:p>
+        </w:tc>
+        <w:tc>
+          <w:tcPr>
+            <w:tcW w:w="7311" w:type="dxa"/>
+          </w:tcPr>
+          <w:p>
+            <w:pPr>
+              <w:rPr>
+                <w:rFonts w:asciiTheme="majorBidi" w:hAnsiTheme="majorBidi" w:cstheme="majorBidi"/>
+                <w:sz w:val="24"/>
+                <w:szCs w:val="24"/>
+                <w:lang w:val="en-US"/>
+              </w:rPr>
+            </w:pPr>
+            <w:r>
+              <w:rPr>
+                <w:rFonts w:asciiTheme="majorBidi" w:hAnsiTheme="majorBidi" w:cstheme="majorBidi"/>
+                <w:sz w:val="24"/>
+                <w:szCs w:val="24"/>
+                <w:lang w:val="en-US"/>
+              </w:rPr>
+              <w:t>Moderate</w:t>
+            </w:r>
+          </w:p>
+        </w:tc>
+      </w:tr>
+      <w:tr>
+        <w:tc>
+          <w:tcPr>
+            <w:tcW w:w="1705" w:type="dxa"/>
+          </w:tcPr>
+          <w:p>
+            <w:pPr>
+              <w:rPr>
+                <w:rFonts w:asciiTheme="majorBidi" w:hAnsiTheme="majorBidi" w:cstheme="majorBidi"/>
+                <w:b/>
+                <w:bCs/>
+                <w:sz w:val="24"/>
+                <w:szCs w:val="24"/>
+                <w:lang w:val="en-US"/>
+              </w:rPr>
+            </w:pPr>
+            <w:r>
+              <w:rPr>
+                <w:rFonts w:asciiTheme="majorBidi" w:hAnsiTheme="majorBidi" w:cstheme="majorBidi"/>
+                <w:b/>
+                <w:bCs/>
+                <w:sz w:val="24"/>
+                <w:szCs w:val="24"/>
+                <w:lang w:val="en-US"/>
+              </w:rPr>
+              <w:t>Status</w:t>
+            </w:r>
+          </w:p>
+        </w:tc>
+        <w:tc>
+          <w:tcPr>
+            <w:tcW w:w="7311" w:type="dxa"/>
+          </w:tcPr>
+          <w:p>
+            <w:pPr>
+              <w:rPr>
+                <w:rFonts w:asciiTheme="majorBidi" w:hAnsiTheme="majorBidi" w:cstheme="majorBidi"/>
+                <w:sz w:val="24"/>
+                <w:szCs w:val="24"/>
+                <w:lang w:val="en-US"/>
+              </w:rPr>
+            </w:pPr>
+            <w:r>
+              <w:rPr>
+                <w:rFonts w:asciiTheme="majorBidi" w:hAnsiTheme="majorBidi" w:cstheme="majorBidi"/>
+                <w:sz w:val="24"/>
+                <w:szCs w:val="24"/>
+                <w:lang w:val="en-US"/>
+              </w:rPr>
+              <w:t>Fixed</w:t>
+            </w:r>
+          </w:p>
+        </w:tc>
+      </w:tr>
+      <w:tr>
+        <w:tc>
+          <w:tcPr>
+            <w:tcW w:w="1705" w:type="dxa"/>
+          </w:tcPr>
+          <w:p>
+            <w:pPr>
+              <w:rPr>
+                <w:rFonts w:asciiTheme="majorBidi" w:hAnsiTheme="majorBidi" w:cstheme="majorBidi"/>
+                <w:b/>
+                <w:bCs/>
+                <w:sz w:val="24"/>
+                <w:szCs w:val="24"/>
+                <w:lang w:val="en-US"/>
+              </w:rPr>
+            </w:pPr>
+            <w:r>
+              <w:rPr>
+                <w:rFonts w:asciiTheme="majorBidi" w:hAnsiTheme="majorBidi" w:cstheme="majorBidi"/>
+                <w:b/>
+                <w:bCs/>
+                <w:sz w:val="24"/>
+                <w:szCs w:val="24"/>
+                <w:lang w:val="en-US"/>
+              </w:rPr>
+              <w:lastRenderedPageBreak/>
+              <w:t>Evidence</w:t>
+            </w:r>
+          </w:p>
+        </w:tc>
+        <w:tc>
+          <w:tcPr>
+            <w:tcW w:w="7311" w:type="dxa"/>
+          </w:tcPr>
+          <w:p>
+            <w:pPr>
+              <w:rPr>
+                <w:rFonts w:asciiTheme="majorBidi" w:hAnsiTheme="majorBidi" w:cstheme="majorBidi"/>
+                <w:b/>
+                <w:bCs/>
+                <w:sz w:val="24"/>
+                <w:szCs w:val="24"/>
+                <w:lang w:val="en-US"/>
+              </w:rPr>
+            </w:pPr>
+            <w:r>
+              <w:rPr>
+                <w:rFonts w:asciiTheme="majorBidi" w:hAnsiTheme="majorBidi" w:cstheme="majorBidi"/>
+                <w:b/>
+                <w:bCs/>
+                <w:noProof/>
+                <w:sz w:val="24"/>
+                <w:szCs w:val="24"/>
+                <w:lang w:val="en-US"/>
+              </w:rPr>
+              <w:drawing>
+                <wp:inline distT="0" distB="0" distL="0" distR="0" wp14:anchorId="45BCB800" wp14:editId="73EBC505">
+                  <wp:extent cx="5731510" cy="4852670"/>
+                  <wp:effectExtent l="0" t="0" r="2540" b="5080"/>
+                  <wp:docPr id="767989310" name="Picture 7"/>
+                  <wp:cNvGraphicFramePr>
+                    <a:graphicFrameLocks xmlns:a="http://schemas.openxmlformats.org/drawingml/2006/main" noChangeAspect="1"/>
+                  </wp:cNvGraphicFramePr>
+                  <a:graphic xmlns:a="http://schemas.openxmlformats.org/drawingml/2006/main">
+                    <a:graphicData uri="http://schemas.openxmlformats.org/drawingml/2006/picture">
+                      <pic:pic xmlns:pic="http://schemas.openxmlformats.org/drawingml/2006/picture">
+                        <pic:nvPicPr>
+                          <pic:cNvPr id="767989310" name="Picture 767989310"/>
+                          <pic:cNvPicPr/>
+                        </pic:nvPicPr>
+                        <pic:blipFill>
+                          <a:blip r:embed="rId16">
+                            <a:extLst>
+                              <a:ext uri="{28A0092B-C50C-407E-A947-70E740481C1C}">
+                                <a14:useLocalDpi xmlns:a14="http://schemas.microsoft.com/office/drawing/2010/main" val="0"/>
+                              </a:ext>
+                            </a:extLst>
+                          </a:blip>
+                          <a:stretch>
+                            <a:fillRect/>
+                          </a:stretch>
+                        </pic:blipFill>
+                        <pic:spPr>
+                          <a:xfrm>
+                            <a:off x="0" y="0"/>
+                            <a:ext cx="5731510" cy="4852670"/>
+                          </a:xfrm>
+                          <a:prstGeom prst="rect">
+                            <a:avLst/>
+                          </a:prstGeom>
+                        </pic:spPr>
+                      </pic:pic>
+                    </a:graphicData>
+                  </a:graphic>
+                </wp:inline>
+              </w:drawing>
+            </w:r>
+          </w:p>
+        </w:tc>
+      </w:tr>
+    </w:tbl>
+    <w:p>
+      <w:pPr>
+        <w:pBdr>
+          <w:bottom w:val="single" w:sz="6" w:space="1" w:color="auto"/>
+        </w:pBdr>
+        <w:rPr>
+          <w:rFonts w:asciiTheme="majorBidi" w:hAnsiTheme="majorBidi" w:cstheme="majorBidi"/>
+          <w:b/>
+          <w:bCs/>
+          <w:sz w:val="24"/>
+          <w:szCs w:val="24"/>
+          <w:lang w:val="en-US"/>
+        </w:rPr>
+      </w:pPr>
+    </w:p>
+    <w:tbl>
+      <w:tblPr>
+        <w:tblStyle w:val="TableGrid"/>
+        <w:tblW w:w="0" w:type="auto"/>
+        <w:tblLayout w:type="fixed"/>
+        <w:tblLook w:val="04A0" w:firstRow="1" w:lastRow="0" w:firstColumn="1" w:lastColumn="0" w:noHBand="0" w:noVBand="1"/>
+      </w:tblPr>
+      <w:tblGrid>
+        <w:gridCol w:w="1705"/>
+        <w:gridCol w:w="7311"/>
+      </w:tblGrid>
+      <w:tr>
+        <w:tc>
+          <w:tcPr>
+            <w:tcW w:w="1705" w:type="dxa"/>
+          </w:tcPr>
+          <w:p>
+            <w:pPr>
+              <w:rPr>
+                <w:rFonts w:asciiTheme="majorBidi" w:hAnsiTheme="majorBidi" w:cstheme="majorBidi"/>
+                <w:b/>
+                <w:bCs/>
+                <w:sz w:val="24"/>
+                <w:szCs w:val="24"/>
+                <w:lang w:val="en-US"/>
+              </w:rPr>
+            </w:pPr>
+            <w:r>
+              <w:rPr>
+                <w:rFonts w:asciiTheme="majorBidi" w:hAnsiTheme="majorBidi" w:cstheme="majorBidi"/>
+                <w:b/>
+                <w:bCs/>
+                <w:sz w:val="24"/>
+                <w:szCs w:val="24"/>
+                <w:lang w:val="en-US"/>
+              </w:rPr>
+              <w:t>Bug Id</w:t>
+            </w:r>
+          </w:p>
+        </w:tc>
+        <w:tc>
+          <w:tcPr>
+            <w:tcW w:w="7311" w:type="dxa"/>
+          </w:tcPr>
+          <w:p>
+            <w:pPr>
+              <w:rPr>
+                <w:rFonts w:asciiTheme="majorBidi" w:hAnsiTheme="majorBidi" w:cstheme="majorBidi"/>
+                <w:b/>
+                <w:bCs/>
+                <w:sz w:val="24"/>
+                <w:szCs w:val="24"/>
+                <w:lang w:val="en-US"/>
+              </w:rPr>
+            </w:pPr>
+            <w:r>
+              <w:rPr>
+                <w:rFonts w:asciiTheme="majorBidi" w:hAnsiTheme="majorBidi" w:cstheme="majorBidi"/>
+                <w:b/>
+                <w:bCs/>
+                <w:sz w:val="24"/>
+                <w:szCs w:val="24"/>
+                <w:lang w:val="en-US"/>
+              </w:rPr>
+              <w:t>BUG-015</w:t>
+            </w:r>
+          </w:p>
+        </w:tc>
+      </w:tr>
+      <w:tr>
+        <w:tc>
+          <w:tcPr>
+            <w:tcW w:w="1705" w:type="dxa"/>
+          </w:tcPr>
+          <w:p>
+            <w:pPr>
+              <w:rPr>
+                <w:rFonts w:asciiTheme="majorBidi" w:hAnsiTheme="majorBidi" w:cstheme="majorBidi"/>
+                <w:b/>
+                <w:bCs/>
+                <w:sz w:val="24"/>
+                <w:szCs w:val="24"/>
+                <w:lang w:val="en-US"/>
+              </w:rPr>
+            </w:pPr>
+            <w:r>
+              <w:rPr>
+                <w:rFonts w:asciiTheme="majorBidi" w:hAnsiTheme="majorBidi" w:cstheme="majorBidi"/>
+                <w:b/>
+                <w:bCs/>
+                <w:sz w:val="24"/>
+                <w:szCs w:val="24"/>
+                <w:lang w:val="en-US"/>
+              </w:rPr>
+              <w:t>Title</w:t>
+            </w:r>
+          </w:p>
+        </w:tc>
+        <w:tc>
+          <w:tcPr>
+            <w:tcW w:w="7311" w:type="dxa"/>
+          </w:tcPr>
+          <w:p>
+            <w:pPr>
+              <w:rPr>
+                <w:rFonts w:asciiTheme="majorBidi" w:hAnsiTheme="majorBidi" w:cstheme="majorBidi"/>
+                <w:sz w:val="24"/>
+                <w:szCs w:val="24"/>
+                <w:lang w:val="en-US"/>
+              </w:rPr>
+            </w:pPr>
+            <w:r>
+              <w:rPr>
+                <w:rFonts w:asciiTheme="majorBidi" w:hAnsiTheme="majorBidi" w:cstheme="majorBidi"/>
+                <w:sz w:val="24"/>
+                <w:szCs w:val="24"/>
+                <w:lang w:val="en-US"/>
+              </w:rPr>
+              <w:t>Comment Content Do Not Displayed</w:t>
+            </w:r>
+          </w:p>
+        </w:tc>
+      </w:tr>
+      <w:tr>
+        <w:tc>
+          <w:tcPr>
+            <w:tcW w:w="1705" w:type="dxa"/>
+          </w:tcPr>
+          <w:p>
+            <w:pPr>
+              <w:rPr>
+                <w:rFonts w:asciiTheme="majorBidi" w:hAnsiTheme="majorBidi" w:cstheme="majorBidi"/>
+                <w:b/>
+                <w:bCs/>
+                <w:sz w:val="24"/>
+                <w:szCs w:val="24"/>
+                <w:lang w:val="en-US"/>
+              </w:rPr>
+            </w:pPr>
+            <w:r>
+              <w:rPr>
+                <w:rFonts w:asciiTheme="majorBidi" w:hAnsiTheme="majorBidi" w:cstheme="majorBidi"/>
+                <w:b/>
+                <w:bCs/>
+                <w:sz w:val="24"/>
+                <w:szCs w:val="24"/>
+                <w:lang w:val="en-US"/>
+              </w:rPr>
+              <w:t>Priority</w:t>
+            </w:r>
+          </w:p>
+        </w:tc>
+        <w:tc>
+          <w:tcPr>
+            <w:tcW w:w="7311" w:type="dxa"/>
+          </w:tcPr>
+          <w:p>
+            <w:pPr>
+              <w:rPr>
+                <w:rFonts w:asciiTheme="majorBidi" w:hAnsiTheme="majorBidi" w:cstheme="majorBidi"/>
+                <w:sz w:val="24"/>
+                <w:szCs w:val="24"/>
+                <w:lang w:val="en-US"/>
+              </w:rPr>
+            </w:pPr>
+            <w:r>
+              <w:rPr>
+                <w:rFonts w:asciiTheme="majorBidi" w:hAnsiTheme="majorBidi" w:cstheme="majorBidi"/>
+                <w:sz w:val="24"/>
+                <w:szCs w:val="24"/>
+                <w:lang w:val="en-US"/>
+              </w:rPr>
+              <w:t>Critical</w:t>
+            </w:r>
+          </w:p>
+        </w:tc>
+      </w:tr>
+      <w:tr>
+        <w:tc>
+          <w:tcPr>
+            <w:tcW w:w="1705" w:type="dxa"/>
+          </w:tcPr>
+          <w:p>
+            <w:pPr>
+              <w:rPr>
+                <w:rFonts w:asciiTheme="majorBidi" w:hAnsiTheme="majorBidi" w:cstheme="majorBidi"/>
+                <w:b/>
+                <w:bCs/>
+                <w:sz w:val="24"/>
+                <w:szCs w:val="24"/>
+                <w:lang w:val="en-US"/>
+              </w:rPr>
+            </w:pPr>
+            <w:r>
+              <w:rPr>
+                <w:rFonts w:asciiTheme="majorBidi" w:hAnsiTheme="majorBidi" w:cstheme="majorBidi"/>
+                <w:b/>
+                <w:bCs/>
+                <w:sz w:val="24"/>
+                <w:szCs w:val="24"/>
+                <w:lang w:val="en-US"/>
+              </w:rPr>
+              <w:t>Severity</w:t>
+            </w:r>
+          </w:p>
+        </w:tc>
+        <w:tc>
+          <w:tcPr>
+            <w:tcW w:w="7311" w:type="dxa"/>
+          </w:tcPr>
+          <w:p>
+            <w:pPr>
+              <w:rPr>
+                <w:rFonts w:asciiTheme="majorBidi" w:hAnsiTheme="majorBidi" w:cstheme="majorBidi"/>
+                <w:sz w:val="24"/>
+                <w:szCs w:val="24"/>
+                <w:lang w:val="en-US"/>
+              </w:rPr>
+            </w:pPr>
+            <w:r>
+              <w:rPr>
+                <w:rFonts w:asciiTheme="majorBidi" w:hAnsiTheme="majorBidi" w:cstheme="majorBidi"/>
+                <w:sz w:val="24"/>
+                <w:szCs w:val="24"/>
+                <w:lang w:val="en-US"/>
+              </w:rPr>
+              <w:t>Major</w:t>
+            </w:r>
+          </w:p>
+        </w:tc>
+      </w:tr>
+      <w:tr>
+        <w:tc>
+          <w:tcPr>
+            <w:tcW w:w="1705" w:type="dxa"/>
+          </w:tcPr>
+          <w:p>
+            <w:pPr>
+              <w:rPr>
+                <w:rFonts w:asciiTheme="majorBidi" w:hAnsiTheme="majorBidi" w:cstheme="majorBidi"/>
+                <w:b/>
+                <w:bCs/>
+                <w:sz w:val="24"/>
+                <w:szCs w:val="24"/>
+                <w:lang w:val="en-US"/>
+              </w:rPr>
+            </w:pPr>
+            <w:r>
+              <w:rPr>
+                <w:rFonts w:asciiTheme="majorBidi" w:hAnsiTheme="majorBidi" w:cstheme="majorBidi"/>
+                <w:b/>
+                <w:bCs/>
+                <w:sz w:val="24"/>
+                <w:szCs w:val="24"/>
+                <w:lang w:val="en-US"/>
+              </w:rPr>
+              <w:t>Status</w:t>
+            </w:r>
+          </w:p>
+        </w:tc>
+        <w:tc>
+          <w:tcPr>
+            <w:tcW w:w="7311" w:type="dxa"/>
+          </w:tcPr>
+          <w:p>
+            <w:pPr>
+              <w:rPr>
+                <w:rFonts w:asciiTheme="majorBidi" w:hAnsiTheme="majorBidi" w:cstheme="majorBidi"/>
+                <w:sz w:val="24"/>
+                <w:szCs w:val="24"/>
+                <w:lang w:val="en-US"/>
+              </w:rPr>
+            </w:pPr>
+            <w:r>
+              <w:rPr>
+                <w:rFonts w:asciiTheme="majorBidi" w:hAnsiTheme="majorBidi" w:cstheme="majorBidi"/>
+                <w:sz w:val="24"/>
+                <w:szCs w:val="24"/>
+                <w:lang w:val="en-US"/>
+              </w:rPr>
+              <w:t>Fixed</w:t>
+            </w:r>
+          </w:p>
+        </w:tc>
+      </w:tr>
+      <w:tr>
+        <w:tc>
+          <w:tcPr>
+            <w:tcW w:w="1705" w:type="dxa"/>
+          </w:tcPr>
+          <w:p>
+            <w:pPr>
+              <w:rPr>
+                <w:rFonts w:asciiTheme="majorBidi" w:hAnsiTheme="majorBidi" w:cstheme="majorBidi"/>
+                <w:b/>
+                <w:bCs/>
+                <w:sz w:val="24"/>
+                <w:szCs w:val="24"/>
+                <w:lang w:val="en-US"/>
+              </w:rPr>
+            </w:pPr>
+            <w:r>
+              <w:rPr>
+                <w:rFonts w:asciiTheme="majorBidi" w:hAnsiTheme="majorBidi" w:cstheme="majorBidi"/>
+                <w:b/>
+                <w:bCs/>
+                <w:sz w:val="24"/>
+                <w:szCs w:val="24"/>
+                <w:lang w:val="en-US"/>
+              </w:rPr>
+              <w:lastRenderedPageBreak/>
+              <w:t>Evidence</w:t>
+            </w:r>
+          </w:p>
+        </w:tc>
+        <w:tc>
+          <w:tcPr>
+            <w:tcW w:w="7311" w:type="dxa"/>
+          </w:tcPr>
+          <w:p>
+            <w:pPr>
+              <w:rPr>
+                <w:rFonts w:asciiTheme="majorBidi" w:hAnsiTheme="majorBidi" w:cstheme="majorBidi"/>
+                <w:b/>
+                <w:bCs/>
+                <w:sz w:val="24"/>
+                <w:szCs w:val="24"/>
+                <w:lang w:val="en-US"/>
+              </w:rPr>
+            </w:pPr>
+            <w:r>
+              <w:rPr>
+                <w:rFonts w:asciiTheme="majorBidi" w:hAnsiTheme="majorBidi" w:cstheme="majorBidi"/>
+                <w:b/>
+                <w:bCs/>
+                <w:noProof/>
+                <w:sz w:val="24"/>
+                <w:szCs w:val="24"/>
+                <w:lang w:val="en-US"/>
+              </w:rPr>
+              <w:drawing>
+                <wp:inline distT="0" distB="0" distL="0" distR="0" wp14:anchorId="180A97FB" wp14:editId="021DF8A2">
+                  <wp:extent cx="5731510" cy="3905250"/>
+                  <wp:effectExtent l="0" t="0" r="2540" b="0"/>
+                  <wp:docPr id="1651449527" name="Picture 8"/>
+                  <wp:cNvGraphicFramePr>
+                    <a:graphicFrameLocks xmlns:a="http://schemas.openxmlformats.org/drawingml/2006/main" noChangeAspect="1"/>
+                  </wp:cNvGraphicFramePr>
+                  <a:graphic xmlns:a="http://schemas.openxmlformats.org/drawingml/2006/main">
+                    <a:graphicData uri="http://schemas.openxmlformats.org/drawingml/2006/picture">
+                      <pic:pic xmlns:pic="http://schemas.openxmlformats.org/drawingml/2006/picture">
+                        <pic:nvPicPr>
+                          <pic:cNvPr id="1651449527" name="Picture 1651449527"/>
+                          <pic:cNvPicPr/>
+                        </pic:nvPicPr>
+                        <pic:blipFill>
+                          <a:blip r:embed="rId17">
+                            <a:extLst>
+                              <a:ext uri="{28A0092B-C50C-407E-A947-70E740481C1C}">
+                                <a14:useLocalDpi xmlns:a14="http://schemas.microsoft.com/office/drawing/2010/main" val="0"/>
+                              </a:ext>
+                            </a:extLst>
+                          </a:blip>
+                          <a:stretch>
+                            <a:fillRect/>
+                          </a:stretch>
+                        </pic:blipFill>
+                        <pic:spPr>
+                          <a:xfrm>
+                            <a:off x="0" y="0"/>
+                            <a:ext cx="5731510" cy="3905250"/>
                           </a:xfrm>
                           <a:prstGeom prst="rect">
                             <a:avLst/>
@@ -3677,7 +7349,7 @@
   <w:style w:type="paragraph" w:default="1" w:styleId="Normal">
     <w:name w:val="Normal"/>
     <w:qFormat/>
-    <w:rsid w:val="00814E97"/>
+    <w:rsid w:val="00490D4C"/>
   </w:style>
   <w:style w:type="paragraph" w:styleId="Heading1">
     <w:name w:val="heading 1"/>
